--- a/PRP申請書類 自動転記ツール/99_data/テンプレート/2種関節系PRP/再生医療等提供計画の情報の公表に関する同意書2026.docx
+++ b/PRP申請書類 自動転記ツール/99_data/テンプレート/2種関節系PRP/再生医療等提供計画の情報の公表に関する同意書2026.docx
@@ -1,6 +1,6 @@
 
 <file path=word/document.xml><?xml version="1.0" encoding="utf-8"?>
-<w:document xmlns:wpc="http://schemas.microsoft.com/office/word/2010/wordprocessingCanvas" xmlns:cx="http://schemas.microsoft.com/office/drawing/2014/chartex" xmlns:cx1="http://schemas.microsoft.com/office/drawing/2015/9/8/chartex" xmlns:cx2="http://schemas.microsoft.com/office/drawing/2015/10/21/chartex" xmlns:cx3="http://schemas.microsoft.com/office/drawing/2016/5/9/chartex" xmlns:cx4="http://schemas.microsoft.com/office/drawing/2016/5/10/chartex" xmlns:cx5="http://schemas.microsoft.com/office/drawing/2016/5/11/chartex" xmlns:cx6="http://schemas.microsoft.com/office/drawing/2016/5/12/chartex" xmlns:cx7="http://schemas.microsoft.com/office/drawing/2016/5/13/chartex" xmlns:cx8="http://schemas.microsoft.com/office/drawing/2016/5/14/chartex" xmlns:mc="http://schemas.openxmlformats.org/markup-compatibility/2006" xmlns:aink="http://schemas.microsoft.com/office/drawing/2016/ink" xmlns:am3d="http://schemas.microsoft.com/office/drawing/2017/model3d" xmlns:o="urn:schemas-microsoft-com:office:office" xmlns:oel="http://schemas.microsoft.com/office/2019/extlst" xmlns:r="http://schemas.openxmlformats.org/officeDocument/2006/relationships" xmlns:m="http://schemas.openxmlformats.org/officeDocument/2006/math" xmlns:v="urn:schemas-microsoft-com:vml" xmlns:wp14="http://schemas.microsoft.com/office/word/2010/wordprocessingDrawing" xmlns:wp="http://schemas.openxmlformats.org/drawingml/2006/wordprocessingDrawing" xmlns:w10="urn:schemas-microsoft-com:office:word" xmlns:w="http://schemas.openxmlformats.org/wordprocessingml/2006/main" xmlns:w14="http://schemas.microsoft.com/office/word/2010/wordml" xmlns:w15="http://schemas.microsoft.com/office/word/2012/wordml" xmlns:w16cex="http://schemas.microsoft.com/office/word/2018/wordml/cex" xmlns:w16cid="http://schemas.microsoft.com/office/word/2016/wordml/cid" xmlns:w16="http://schemas.microsoft.com/office/word/2018/wordml" xmlns:w16du="http://schemas.microsoft.com/office/word/2023/wordml/word16du" xmlns:w16sdtdh="http://schemas.microsoft.com/office/word/2020/wordml/sdtdatahash" xmlns:w16sdtfl="http://schemas.microsoft.com/office/word/2024/wordml/sdtformatlock" xmlns:w16se="http://schemas.microsoft.com/office/word/2015/wordml/symex" xmlns:wpg="http://schemas.microsoft.com/office/word/2010/wordprocessingGroup" xmlns:wpi="http://schemas.microsoft.com/office/word/2010/wordprocessingInk" xmlns:wne="http://schemas.microsoft.com/office/word/2006/wordml" xmlns:wps="http://schemas.microsoft.com/office/word/2010/wordprocessingShape" mc:Ignorable="w14 w15 w16se w16cid w16 w16cex w16sdtdh w16sdtfl w16du wp14">
+<w:document xmlns:wpc="http://schemas.microsoft.com/office/word/2010/wordprocessingCanvas" xmlns:mc="http://schemas.openxmlformats.org/markup-compatibility/2006" xmlns:o="urn:schemas-microsoft-com:office:office" xmlns:r="http://schemas.openxmlformats.org/officeDocument/2006/relationships" xmlns:m="http://schemas.openxmlformats.org/officeDocument/2006/math" xmlns:v="urn:schemas-microsoft-com:vml" xmlns:wp14="http://schemas.microsoft.com/office/word/2010/wordprocessingDrawing" xmlns:wp="http://schemas.openxmlformats.org/drawingml/2006/wordprocessingDrawing" xmlns:w10="urn:schemas-microsoft-com:office:word" xmlns:w="http://schemas.openxmlformats.org/wordprocessingml/2006/main" xmlns:w14="http://schemas.microsoft.com/office/word/2010/wordml" xmlns:wpg="http://schemas.microsoft.com/office/word/2010/wordprocessingGroup" xmlns:wpi="http://schemas.microsoft.com/office/word/2010/wordprocessingInk" xmlns:wne="http://schemas.microsoft.com/office/word/2006/wordml" xmlns:wps="http://schemas.microsoft.com/office/word/2010/wordprocessingShape" mc:Ignorable="w14 wp14">
   <w:body>
     <w:p>
       <w:pPr>
@@ -93,7 +93,7 @@
               </wp:anchor>
             </w:drawing>
           </mc:Choice>
-          <mc:Fallback>
+          <mc:Fallback xmlns:w16se="http://schemas.microsoft.com/office/word/2015/wordml/symex" xmlns:w16sdtfl="http://schemas.microsoft.com/office/word/2024/wordml/sdtformatlock" xmlns:w16sdtdh="http://schemas.microsoft.com/office/word/2020/wordml/sdtdatahash" xmlns:w16du="http://schemas.microsoft.com/office/word/2023/wordml/word16du" xmlns:w16="http://schemas.microsoft.com/office/word/2018/wordml" xmlns:w16cid="http://schemas.microsoft.com/office/word/2016/wordml/cid" xmlns:w16cex="http://schemas.microsoft.com/office/word/2018/wordml/cex" xmlns:w15="http://schemas.microsoft.com/office/word/2012/wordml" xmlns:oel="http://schemas.microsoft.com/office/2019/extlst" xmlns:am3d="http://schemas.microsoft.com/office/drawing/2017/model3d" xmlns:aink="http://schemas.microsoft.com/office/drawing/2016/ink" xmlns:cx8="http://schemas.microsoft.com/office/drawing/2016/5/14/chartex" xmlns:cx7="http://schemas.microsoft.com/office/drawing/2016/5/13/chartex" xmlns:cx6="http://schemas.microsoft.com/office/drawing/2016/5/12/chartex" xmlns:cx5="http://schemas.microsoft.com/office/drawing/2016/5/11/chartex" xmlns:cx4="http://schemas.microsoft.com/office/drawing/2016/5/10/chartex" xmlns:cx3="http://schemas.microsoft.com/office/drawing/2016/5/9/chartex" xmlns:cx2="http://schemas.microsoft.com/office/drawing/2015/10/21/chartex" xmlns:cx1="http://schemas.microsoft.com/office/drawing/2015/9/8/chartex" xmlns:cx="http://schemas.microsoft.com/office/drawing/2014/chartex">
             <w:pict>
               <v:shapetype w14:anchorId="373E5139" id="_x0000_t202" coordsize="21600,21600" o:spt="202" path="m,l,21600r21600,l21600,xe">
                 <v:stroke joinstyle="miter"/>
@@ -179,7 +179,7 @@
               </wp:anchor>
             </w:drawing>
           </mc:Choice>
-          <mc:Fallback xmlns:a="http://schemas.openxmlformats.org/drawingml/2006/main" xmlns:arto="http://schemas.microsoft.com/office/word/2006/arto">
+          <mc:Fallback xmlns:arto="http://schemas.microsoft.com/office/word/2006/arto" xmlns:a="http://schemas.openxmlformats.org/drawingml/2006/main" xmlns:w16se="http://schemas.microsoft.com/office/word/2015/wordml/symex" xmlns:w16sdtfl="http://schemas.microsoft.com/office/word/2024/wordml/sdtformatlock" xmlns:w16sdtdh="http://schemas.microsoft.com/office/word/2020/wordml/sdtdatahash" xmlns:w16du="http://schemas.microsoft.com/office/word/2023/wordml/word16du" xmlns:w16="http://schemas.microsoft.com/office/word/2018/wordml" xmlns:w16cid="http://schemas.microsoft.com/office/word/2016/wordml/cid" xmlns:w16cex="http://schemas.microsoft.com/office/word/2018/wordml/cex" xmlns:w15="http://schemas.microsoft.com/office/word/2012/wordml" xmlns:oel="http://schemas.microsoft.com/office/2019/extlst" xmlns:am3d="http://schemas.microsoft.com/office/drawing/2017/model3d" xmlns:aink="http://schemas.microsoft.com/office/drawing/2016/ink" xmlns:cx8="http://schemas.microsoft.com/office/drawing/2016/5/14/chartex" xmlns:cx7="http://schemas.microsoft.com/office/drawing/2016/5/13/chartex" xmlns:cx6="http://schemas.microsoft.com/office/drawing/2016/5/12/chartex" xmlns:cx5="http://schemas.microsoft.com/office/drawing/2016/5/11/chartex" xmlns:cx4="http://schemas.microsoft.com/office/drawing/2016/5/10/chartex" xmlns:cx3="http://schemas.microsoft.com/office/drawing/2016/5/9/chartex" xmlns:cx2="http://schemas.microsoft.com/office/drawing/2015/10/21/chartex" xmlns:cx1="http://schemas.microsoft.com/office/drawing/2015/9/8/chartex" xmlns:cx="http://schemas.microsoft.com/office/drawing/2014/chartex">
             <w:pict>
               <v:shapetype id="_x0000_t88" coordsize="21600,21600" filled="f" o:spt="88" adj="1800,10800" path="m,qx10800@0l10800@2qy21600@11,10800@3l10800@1qy,21600e" w14:anchorId="0A7DD07F">
                 <v:formulas>
@@ -3559,6 +3559,7 @@
           <w:dstrike/>
           <w:sz w:val="24"/>
         </w:rPr>
+        <w:lastRenderedPageBreak/>
         <w:t xml:space="preserve">６　</w:t>
       </w:r>
       <w:r>
@@ -3567,16 +3568,7 @@
           <w:dstrike/>
           <w:sz w:val="24"/>
         </w:rPr>
-        <w:t>再生医療等の提供終了後の措置の内容（疾病等の発生についての適当な期間の追</w:t>
-      </w:r>
-      <w:r>
-        <w:rPr>
-          <w:rFonts w:ascii="メイリオ" w:eastAsia="メイリオ" w:hAnsi="メイリオ" w:cs="メイリオ" w:hint="eastAsia"/>
-          <w:dstrike/>
-          <w:sz w:val="24"/>
-        </w:rPr>
-        <w:lastRenderedPageBreak/>
-        <w:t>跡調査、効果についての検証の内容）</w:t>
+        <w:t>再生医療等の提供終了後の措置の内容（疾病等の発生についての適当な期間の追跡調査、効果についての検証の内容）</w:t>
       </w:r>
     </w:p>
     <w:p>
@@ -4182,57 +4174,6 @@
         </w:rPr>
         <w:t>{{作成日／施行日（作業日）}}</w:t>
       </w:r>
-      <w:r>
-        <w:rPr>
-          <w:rFonts w:ascii="メイリオ" w:eastAsia="メイリオ" w:hAnsi="メイリオ" w:cs="メイリオ" w:hint="eastAsia"/>
-          <w:color w:val="00B050"/>
-          <w:sz w:val="24"/>
-          <w:u w:val="dotted"/>
-          <w:lang w:eastAsia="zh-TW"/>
-        </w:rPr>
-      </w:r>
-      <w:r>
-        <w:rPr>
-          <w:rFonts w:ascii="メイリオ" w:eastAsia="メイリオ" w:hAnsi="メイリオ" w:cs="メイリオ" w:hint="eastAsia"/>
-          <w:color w:val="00B050"/>
-          <w:sz w:val="24"/>
-          <w:u w:val="dotted"/>
-        </w:rPr>
-      </w:r>
-      <w:r>
-        <w:rPr>
-          <w:rFonts w:ascii="メイリオ" w:eastAsia="メイリオ" w:hAnsi="メイリオ" w:cs="メイリオ" w:hint="eastAsia"/>
-          <w:color w:val="00B050"/>
-          <w:sz w:val="24"/>
-          <w:u w:val="dotted"/>
-          <w:lang w:eastAsia="zh-TW"/>
-        </w:rPr>
-      </w:r>
-      <w:r>
-        <w:rPr>
-          <w:rFonts w:ascii="メイリオ" w:eastAsia="メイリオ" w:hAnsi="メイリオ" w:cs="メイリオ" w:hint="eastAsia"/>
-          <w:color w:val="00B050"/>
-          <w:sz w:val="24"/>
-          <w:u w:val="dotted"/>
-        </w:rPr>
-      </w:r>
-      <w:r>
-        <w:rPr>
-          <w:rFonts w:ascii="メイリオ" w:eastAsia="メイリオ" w:hAnsi="メイリオ" w:cs="メイリオ" w:hint="eastAsia"/>
-          <w:color w:val="00B050"/>
-          <w:sz w:val="24"/>
-          <w:u w:val="dotted"/>
-        </w:rPr>
-      </w:r>
-      <w:r>
-        <w:rPr>
-          <w:rFonts w:ascii="メイリオ" w:eastAsia="メイリオ" w:hAnsi="メイリオ" w:cs="メイリオ" w:hint="eastAsia"/>
-          <w:color w:val="00B050"/>
-          <w:sz w:val="24"/>
-          <w:u w:val="dotted"/>
-          <w:lang w:eastAsia="zh-TW"/>
-        </w:rPr>
-      </w:r>
     </w:p>
     <w:p>
       <w:pPr>
@@ -4253,31 +4194,6 @@
           <w:lang w:eastAsia="zh-TW"/>
         </w:rPr>
         <w:t xml:space="preserve">再生医療等提供機関　名称　{{医療機関/名称（診療所開設届上）}} </w:t>
-      </w:r>
-      <w:r>
-        <w:rPr>
-          <w:rFonts w:ascii="メイリオ" w:eastAsia="メイリオ" w:hAnsi="メイリオ" w:cs="メイリオ" w:hint="eastAsia"/>
-          <w:color w:val="00B050"/>
-          <w:sz w:val="24"/>
-          <w:u w:val="dotted"/>
-          <w:lang w:eastAsia="zh-TW"/>
-        </w:rPr>
-      </w:r>
-      <w:r>
-        <w:rPr>
-          <w:rFonts w:ascii="メイリオ" w:eastAsia="メイリオ" w:hAnsi="メイリオ" w:cs="メイリオ" w:hint="eastAsia"/>
-          <w:color w:val="00B050"/>
-          <w:sz w:val="24"/>
-          <w:u w:val="dotted"/>
-        </w:rPr>
-      </w:r>
-      <w:r>
-        <w:rPr>
-          <w:rFonts w:ascii="メイリオ" w:eastAsia="メイリオ" w:hAnsi="メイリオ" w:cs="メイリオ" w:hint="eastAsia"/>
-          <w:color w:val="00B050"/>
-          <w:sz w:val="24"/>
-          <w:u w:val="dotted"/>
-        </w:rPr>
       </w:r>
     </w:p>
     <w:p>
@@ -4301,22 +4217,6 @@
         </w:rPr>
         <w:t>住所　{{医療機関/住所（診療所開設届上）}}</w:t>
       </w:r>
-      <w:r>
-        <w:rPr>
-          <w:rFonts w:ascii="メイリオ" w:eastAsia="メイリオ" w:hAnsi="メイリオ" w:cs="メイリオ" w:hint="eastAsia"/>
-          <w:color w:val="00B050"/>
-          <w:sz w:val="24"/>
-          <w:u w:val="dotted"/>
-        </w:rPr>
-      </w:r>
-      <w:r>
-        <w:rPr>
-          <w:rFonts w:ascii="メイリオ" w:eastAsia="メイリオ" w:hAnsi="メイリオ" w:cs="メイリオ" w:hint="eastAsia"/>
-          <w:color w:val="00B050"/>
-          <w:sz w:val="24"/>
-          <w:u w:val="dotted"/>
-        </w:rPr>
-      </w:r>
     </w:p>
     <w:p>
       <w:pPr>
@@ -4336,31 +4236,33 @@
           <w:color w:val="00B050"/>
           <w:sz w:val="24"/>
         </w:rPr>
-        <w:t xml:space="preserve">管理者　氏名　{{開設者（診療所開設届上）※医療法人でない場合}} </w:t>
+        <w:t>管理者　氏名　{{</w:t>
       </w:r>
       <w:r>
         <w:rPr>
           <w:rFonts w:ascii="メイリオ" w:eastAsia="メイリオ" w:hAnsi="メイリオ" w:cs="メイリオ" w:hint="eastAsia"/>
           <w:color w:val="00B050"/>
           <w:sz w:val="24"/>
-          <w:u w:val="dotted"/>
-        </w:rPr>
+        </w:rPr>
+        <w:t>管理者（院長/病院長）</w:t>
       </w:r>
       <w:r>
         <w:rPr>
           <w:rFonts w:ascii="メイリオ" w:eastAsia="メイリオ" w:hAnsi="メイリオ" w:cs="メイリオ" w:hint="eastAsia"/>
           <w:color w:val="00B050"/>
           <w:sz w:val="24"/>
-          <w:u w:val="dotted"/>
-        </w:rPr>
-      </w:r>
+        </w:rPr>
+        <w:t>}</w:t>
+      </w:r>
+      <w:bookmarkStart w:id="1" w:name="_GoBack"/>
+      <w:bookmarkEnd w:id="1"/>
       <w:r>
         <w:rPr>
           <w:rFonts w:ascii="メイリオ" w:eastAsia="メイリオ" w:hAnsi="メイリオ" w:cs="メイリオ" w:hint="eastAsia"/>
           <w:color w:val="00B050"/>
           <w:sz w:val="24"/>
-          <w:u w:val="dotted"/>
-        </w:rPr>
+        </w:rPr>
+        <w:t xml:space="preserve">} </w:t>
       </w:r>
     </w:p>
     <w:p>
@@ -4384,72 +4286,6 @@
         </w:rPr>
         <w:t xml:space="preserve">　　             　　       　     受付番号　{{受付番号}} </w:t>
       </w:r>
-      <w:r>
-        <w:rPr>
-          <w:rFonts w:ascii="メイリオ" w:eastAsia="メイリオ" w:hAnsi="メイリオ" w:cs="メイリオ"/>
-          <w:color w:val="00B050"/>
-          <w:sz w:val="24"/>
-        </w:rPr>
-      </w:r>
-      <w:r>
-        <w:rPr>
-          <w:rFonts w:ascii="メイリオ" w:eastAsia="メイリオ" w:hAnsi="メイリオ" w:cs="メイリオ" w:hint="eastAsia"/>
-          <w:color w:val="00B050"/>
-          <w:sz w:val="24"/>
-        </w:rPr>
-      </w:r>
-      <w:r>
-        <w:rPr>
-          <w:rFonts w:ascii="メイリオ" w:eastAsia="メイリオ" w:hAnsi="メイリオ" w:cs="メイリオ"/>
-          <w:color w:val="00B050"/>
-          <w:sz w:val="24"/>
-        </w:rPr>
-      </w:r>
-      <w:r>
-        <w:rPr>
-          <w:rFonts w:ascii="メイリオ" w:eastAsia="メイリオ" w:hAnsi="メイリオ" w:cs="メイリオ" w:hint="eastAsia"/>
-          <w:color w:val="00B050"/>
-          <w:sz w:val="24"/>
-        </w:rPr>
-      </w:r>
-      <w:r>
-        <w:rPr>
-          <w:rFonts w:ascii="メイリオ" w:eastAsia="メイリオ" w:hAnsi="メイリオ" w:cs="メイリオ"/>
-          <w:color w:val="00B050"/>
-          <w:sz w:val="24"/>
-        </w:rPr>
-      </w:r>
-      <w:r>
-        <w:rPr>
-          <w:rFonts w:ascii="メイリオ" w:eastAsia="メイリオ" w:hAnsi="メイリオ" w:cs="メイリオ" w:hint="eastAsia"/>
-          <w:color w:val="00B050"/>
-          <w:sz w:val="24"/>
-        </w:rPr>
-      </w:r>
-      <w:r>
-        <w:rPr>
-          <w:rFonts w:ascii="メイリオ" w:eastAsia="メイリオ" w:hAnsi="メイリオ" w:cs="メイリオ" w:hint="eastAsia"/>
-          <w:color w:val="00B050"/>
-          <w:sz w:val="24"/>
-          <w:u w:val="dotted"/>
-        </w:rPr>
-      </w:r>
-      <w:r>
-        <w:rPr>
-          <w:rFonts w:ascii="メイリオ" w:eastAsia="メイリオ" w:hAnsi="メイリオ" w:cs="メイリオ" w:hint="eastAsia"/>
-          <w:color w:val="00B050"/>
-          <w:sz w:val="24"/>
-          <w:u w:val="dotted"/>
-        </w:rPr>
-      </w:r>
-      <w:r>
-        <w:rPr>
-          <w:rFonts w:ascii="メイリオ" w:eastAsia="メイリオ" w:hAnsi="メイリオ" w:cs="メイリオ" w:hint="eastAsia"/>
-          <w:color w:val="00B050"/>
-          <w:sz w:val="24"/>
-          <w:u w:val="dotted"/>
-        </w:rPr>
-      </w:r>
     </w:p>
     <w:p>
       <w:pPr>
@@ -4667,7 +4503,7 @@
       </w:pPr>
     </w:p>
     <w:sectPr>
-      <w:footerReference w:type="default" r:id="rId11"/>
+      <w:footerReference w:type="default" r:id="rId12"/>
       <w:pgSz w:w="11906" w:h="16838"/>
       <w:pgMar w:top="1134" w:right="1134" w:bottom="851" w:left="1134" w:header="851" w:footer="567" w:gutter="0"/>
       <w:cols w:space="425"/>
@@ -4678,7 +4514,7 @@
 </file>
 
 <file path=word/endnotes.xml><?xml version="1.0" encoding="utf-8"?>
-<w:endnotes xmlns:wpc="http://schemas.microsoft.com/office/word/2010/wordprocessingCanvas" xmlns:cx="http://schemas.microsoft.com/office/drawing/2014/chartex" xmlns:cx1="http://schemas.microsoft.com/office/drawing/2015/9/8/chartex" xmlns:cx2="http://schemas.microsoft.com/office/drawing/2015/10/21/chartex" xmlns:cx3="http://schemas.microsoft.com/office/drawing/2016/5/9/chartex" xmlns:cx4="http://schemas.microsoft.com/office/drawing/2016/5/10/chartex" xmlns:cx5="http://schemas.microsoft.com/office/drawing/2016/5/11/chartex" xmlns:cx6="http://schemas.microsoft.com/office/drawing/2016/5/12/chartex" xmlns:cx7="http://schemas.microsoft.com/office/drawing/2016/5/13/chartex" xmlns:cx8="http://schemas.microsoft.com/office/drawing/2016/5/14/chartex" xmlns:mc="http://schemas.openxmlformats.org/markup-compatibility/2006" xmlns:aink="http://schemas.microsoft.com/office/drawing/2016/ink" xmlns:am3d="http://schemas.microsoft.com/office/drawing/2017/model3d" xmlns:o="urn:schemas-microsoft-com:office:office" xmlns:oel="http://schemas.microsoft.com/office/2019/extlst" xmlns:r="http://schemas.openxmlformats.org/officeDocument/2006/relationships" xmlns:m="http://schemas.openxmlformats.org/officeDocument/2006/math" xmlns:v="urn:schemas-microsoft-com:vml" xmlns:wp14="http://schemas.microsoft.com/office/word/2010/wordprocessingDrawing" xmlns:wp="http://schemas.openxmlformats.org/drawingml/2006/wordprocessingDrawing" xmlns:w10="urn:schemas-microsoft-com:office:word" xmlns:w="http://schemas.openxmlformats.org/wordprocessingml/2006/main" xmlns:w14="http://schemas.microsoft.com/office/word/2010/wordml" xmlns:w15="http://schemas.microsoft.com/office/word/2012/wordml" xmlns:w16cex="http://schemas.microsoft.com/office/word/2018/wordml/cex" xmlns:w16cid="http://schemas.microsoft.com/office/word/2016/wordml/cid" xmlns:w16="http://schemas.microsoft.com/office/word/2018/wordml" xmlns:w16du="http://schemas.microsoft.com/office/word/2023/wordml/word16du" xmlns:w16sdtdh="http://schemas.microsoft.com/office/word/2020/wordml/sdtdatahash" xmlns:w16sdtfl="http://schemas.microsoft.com/office/word/2024/wordml/sdtformatlock" xmlns:w16se="http://schemas.microsoft.com/office/word/2015/wordml/symex" xmlns:wpg="http://schemas.microsoft.com/office/word/2010/wordprocessingGroup" xmlns:wpi="http://schemas.microsoft.com/office/word/2010/wordprocessingInk" xmlns:wne="http://schemas.microsoft.com/office/word/2006/wordml" xmlns:wps="http://schemas.microsoft.com/office/word/2010/wordprocessingShape" mc:Ignorable="w14 w15 w16se w16cid w16 w16cex w16sdtdh w16sdtfl w16du wp14">
+<w:endnotes xmlns:wpc="http://schemas.microsoft.com/office/word/2010/wordprocessingCanvas" xmlns:mc="http://schemas.openxmlformats.org/markup-compatibility/2006" xmlns:o="urn:schemas-microsoft-com:office:office" xmlns:r="http://schemas.openxmlformats.org/officeDocument/2006/relationships" xmlns:m="http://schemas.openxmlformats.org/officeDocument/2006/math" xmlns:v="urn:schemas-microsoft-com:vml" xmlns:wp14="http://schemas.microsoft.com/office/word/2010/wordprocessingDrawing" xmlns:wp="http://schemas.openxmlformats.org/drawingml/2006/wordprocessingDrawing" xmlns:w10="urn:schemas-microsoft-com:office:word" xmlns:w="http://schemas.openxmlformats.org/wordprocessingml/2006/main" xmlns:w14="http://schemas.microsoft.com/office/word/2010/wordml" xmlns:wpg="http://schemas.microsoft.com/office/word/2010/wordprocessingGroup" xmlns:wpi="http://schemas.microsoft.com/office/word/2010/wordprocessingInk" xmlns:wne="http://schemas.microsoft.com/office/word/2006/wordml" xmlns:wps="http://schemas.microsoft.com/office/word/2010/wordprocessingShape" mc:Ignorable="w14 wp14">
   <w:endnote w:type="separator" w:id="-1">
     <w:p>
       <w:r>
@@ -4700,7 +4536,7 @@
 </file>
 
 <file path=word/footer1.xml><?xml version="1.0" encoding="utf-8"?>
-<w:ftr xmlns:wpc="http://schemas.microsoft.com/office/word/2010/wordprocessingCanvas" xmlns:cx="http://schemas.microsoft.com/office/drawing/2014/chartex" xmlns:cx1="http://schemas.microsoft.com/office/drawing/2015/9/8/chartex" xmlns:cx2="http://schemas.microsoft.com/office/drawing/2015/10/21/chartex" xmlns:cx3="http://schemas.microsoft.com/office/drawing/2016/5/9/chartex" xmlns:cx4="http://schemas.microsoft.com/office/drawing/2016/5/10/chartex" xmlns:cx5="http://schemas.microsoft.com/office/drawing/2016/5/11/chartex" xmlns:cx6="http://schemas.microsoft.com/office/drawing/2016/5/12/chartex" xmlns:cx7="http://schemas.microsoft.com/office/drawing/2016/5/13/chartex" xmlns:cx8="http://schemas.microsoft.com/office/drawing/2016/5/14/chartex" xmlns:mc="http://schemas.openxmlformats.org/markup-compatibility/2006" xmlns:aink="http://schemas.microsoft.com/office/drawing/2016/ink" xmlns:am3d="http://schemas.microsoft.com/office/drawing/2017/model3d" xmlns:o="urn:schemas-microsoft-com:office:office" xmlns:oel="http://schemas.microsoft.com/office/2019/extlst" xmlns:r="http://schemas.openxmlformats.org/officeDocument/2006/relationships" xmlns:m="http://schemas.openxmlformats.org/officeDocument/2006/math" xmlns:v="urn:schemas-microsoft-com:vml" xmlns:wp14="http://schemas.microsoft.com/office/word/2010/wordprocessingDrawing" xmlns:wp="http://schemas.openxmlformats.org/drawingml/2006/wordprocessingDrawing" xmlns:w10="urn:schemas-microsoft-com:office:word" xmlns:w="http://schemas.openxmlformats.org/wordprocessingml/2006/main" xmlns:w14="http://schemas.microsoft.com/office/word/2010/wordml" xmlns:w15="http://schemas.microsoft.com/office/word/2012/wordml" xmlns:w16cex="http://schemas.microsoft.com/office/word/2018/wordml/cex" xmlns:w16cid="http://schemas.microsoft.com/office/word/2016/wordml/cid" xmlns:w16="http://schemas.microsoft.com/office/word/2018/wordml" xmlns:w16du="http://schemas.microsoft.com/office/word/2023/wordml/word16du" xmlns:w16sdtdh="http://schemas.microsoft.com/office/word/2020/wordml/sdtdatahash" xmlns:w16sdtfl="http://schemas.microsoft.com/office/word/2024/wordml/sdtformatlock" xmlns:w16se="http://schemas.microsoft.com/office/word/2015/wordml/symex" xmlns:wpg="http://schemas.microsoft.com/office/word/2010/wordprocessingGroup" xmlns:wpi="http://schemas.microsoft.com/office/word/2010/wordprocessingInk" xmlns:wne="http://schemas.microsoft.com/office/word/2006/wordml" xmlns:wps="http://schemas.microsoft.com/office/word/2010/wordprocessingShape" mc:Ignorable="w14 w15 w16se w16cid w16 w16cex w16sdtdh w16sdtfl w16du wp14">
+<w:ftr xmlns:wpc="http://schemas.microsoft.com/office/word/2010/wordprocessingCanvas" xmlns:mc="http://schemas.openxmlformats.org/markup-compatibility/2006" xmlns:o="urn:schemas-microsoft-com:office:office" xmlns:r="http://schemas.openxmlformats.org/officeDocument/2006/relationships" xmlns:m="http://schemas.openxmlformats.org/officeDocument/2006/math" xmlns:v="urn:schemas-microsoft-com:vml" xmlns:wp14="http://schemas.microsoft.com/office/word/2010/wordprocessingDrawing" xmlns:wp="http://schemas.openxmlformats.org/drawingml/2006/wordprocessingDrawing" xmlns:w10="urn:schemas-microsoft-com:office:word" xmlns:w="http://schemas.openxmlformats.org/wordprocessingml/2006/main" xmlns:w14="http://schemas.microsoft.com/office/word/2010/wordml" xmlns:wpg="http://schemas.microsoft.com/office/word/2010/wordprocessingGroup" xmlns:wpi="http://schemas.microsoft.com/office/word/2010/wordprocessingInk" xmlns:wne="http://schemas.microsoft.com/office/word/2006/wordml" xmlns:wps="http://schemas.microsoft.com/office/word/2010/wordprocessingShape" mc:Ignorable="w14 wp14">
   <w:sdt>
     <w:sdtPr>
       <w:id w:val="828185151"/>
@@ -4754,7 +4590,7 @@
             <w:sz w:val="24"/>
             <w:lang w:val="ja-JP"/>
           </w:rPr>
-          <w:t>2</w:t>
+          <w:t>4</w:t>
         </w:r>
         <w:r>
           <w:rPr>
@@ -4845,7 +4681,7 @@
             </wp:anchor>
           </w:drawing>
         </mc:Choice>
-        <mc:Fallback xmlns:a="http://schemas.openxmlformats.org/drawingml/2006/main" xmlns:a14="http://schemas.microsoft.com/office/drawing/2010/main" xmlns:arto="http://schemas.microsoft.com/office/word/2006/arto">
+        <mc:Fallback xmlns:arto="http://schemas.microsoft.com/office/word/2006/arto" xmlns:a14="http://schemas.microsoft.com/office/drawing/2010/main" xmlns:a="http://schemas.openxmlformats.org/drawingml/2006/main" xmlns:w16se="http://schemas.microsoft.com/office/word/2015/wordml/symex" xmlns:w16sdtfl="http://schemas.microsoft.com/office/word/2024/wordml/sdtformatlock" xmlns:w16sdtdh="http://schemas.microsoft.com/office/word/2020/wordml/sdtdatahash" xmlns:w16du="http://schemas.microsoft.com/office/word/2023/wordml/word16du" xmlns:w16="http://schemas.microsoft.com/office/word/2018/wordml" xmlns:w16cid="http://schemas.microsoft.com/office/word/2016/wordml/cid" xmlns:w16cex="http://schemas.microsoft.com/office/word/2018/wordml/cex" xmlns:w15="http://schemas.microsoft.com/office/word/2012/wordml" xmlns:oel="http://schemas.microsoft.com/office/2019/extlst" xmlns:am3d="http://schemas.microsoft.com/office/drawing/2017/model3d" xmlns:aink="http://schemas.microsoft.com/office/drawing/2016/ink" xmlns:cx8="http://schemas.microsoft.com/office/drawing/2016/5/14/chartex" xmlns:cx7="http://schemas.microsoft.com/office/drawing/2016/5/13/chartex" xmlns:cx6="http://schemas.microsoft.com/office/drawing/2016/5/12/chartex" xmlns:cx5="http://schemas.microsoft.com/office/drawing/2016/5/11/chartex" xmlns:cx4="http://schemas.microsoft.com/office/drawing/2016/5/10/chartex" xmlns:cx3="http://schemas.microsoft.com/office/drawing/2016/5/9/chartex" xmlns:cx2="http://schemas.microsoft.com/office/drawing/2015/10/21/chartex" xmlns:cx1="http://schemas.microsoft.com/office/drawing/2015/9/8/chartex" xmlns:cx="http://schemas.microsoft.com/office/drawing/2014/chartex">
           <w:pict>
             <v:oval id="円/楕円 5" style="position:absolute;left:0;text-align:left;margin-left:284.25pt;margin-top:772.5pt;width:25.5pt;height:25.5pt;z-index:251658240;visibility:visible;mso-wrap-style:square;mso-width-percent:0;mso-height-percent:0;mso-wrap-distance-left:9pt;mso-wrap-distance-top:0;mso-wrap-distance-right:9pt;mso-wrap-distance-bottom:0;mso-position-horizontal:absolute;mso-position-horizontal-relative:text;mso-position-vertical:absolute;mso-position-vertical-relative:text;mso-width-percent:0;mso-height-percent:0;mso-width-relative:page;mso-height-relative:page;v-text-anchor:top" o:spid="_x0000_s1026" filled="f" w14:anchorId="1A2070BB" o:gfxdata="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">
               <v:textbox inset="5.85pt,.7pt,5.85pt,.7pt"/>
@@ -4862,7 +4698,7 @@
 </file>
 
 <file path=word/footnotes.xml><?xml version="1.0" encoding="utf-8"?>
-<w:footnotes xmlns:wpc="http://schemas.microsoft.com/office/word/2010/wordprocessingCanvas" xmlns:cx="http://schemas.microsoft.com/office/drawing/2014/chartex" xmlns:cx1="http://schemas.microsoft.com/office/drawing/2015/9/8/chartex" xmlns:cx2="http://schemas.microsoft.com/office/drawing/2015/10/21/chartex" xmlns:cx3="http://schemas.microsoft.com/office/drawing/2016/5/9/chartex" xmlns:cx4="http://schemas.microsoft.com/office/drawing/2016/5/10/chartex" xmlns:cx5="http://schemas.microsoft.com/office/drawing/2016/5/11/chartex" xmlns:cx6="http://schemas.microsoft.com/office/drawing/2016/5/12/chartex" xmlns:cx7="http://schemas.microsoft.com/office/drawing/2016/5/13/chartex" xmlns:cx8="http://schemas.microsoft.com/office/drawing/2016/5/14/chartex" xmlns:mc="http://schemas.openxmlformats.org/markup-compatibility/2006" xmlns:aink="http://schemas.microsoft.com/office/drawing/2016/ink" xmlns:am3d="http://schemas.microsoft.com/office/drawing/2017/model3d" xmlns:o="urn:schemas-microsoft-com:office:office" xmlns:oel="http://schemas.microsoft.com/office/2019/extlst" xmlns:r="http://schemas.openxmlformats.org/officeDocument/2006/relationships" xmlns:m="http://schemas.openxmlformats.org/officeDocument/2006/math" xmlns:v="urn:schemas-microsoft-com:vml" xmlns:wp14="http://schemas.microsoft.com/office/word/2010/wordprocessingDrawing" xmlns:wp="http://schemas.openxmlformats.org/drawingml/2006/wordprocessingDrawing" xmlns:w10="urn:schemas-microsoft-com:office:word" xmlns:w="http://schemas.openxmlformats.org/wordprocessingml/2006/main" xmlns:w14="http://schemas.microsoft.com/office/word/2010/wordml" xmlns:w15="http://schemas.microsoft.com/office/word/2012/wordml" xmlns:w16cex="http://schemas.microsoft.com/office/word/2018/wordml/cex" xmlns:w16cid="http://schemas.microsoft.com/office/word/2016/wordml/cid" xmlns:w16="http://schemas.microsoft.com/office/word/2018/wordml" xmlns:w16du="http://schemas.microsoft.com/office/word/2023/wordml/word16du" xmlns:w16sdtdh="http://schemas.microsoft.com/office/word/2020/wordml/sdtdatahash" xmlns:w16sdtfl="http://schemas.microsoft.com/office/word/2024/wordml/sdtformatlock" xmlns:w16se="http://schemas.microsoft.com/office/word/2015/wordml/symex" xmlns:wpg="http://schemas.microsoft.com/office/word/2010/wordprocessingGroup" xmlns:wpi="http://schemas.microsoft.com/office/word/2010/wordprocessingInk" xmlns:wne="http://schemas.microsoft.com/office/word/2006/wordml" xmlns:wps="http://schemas.microsoft.com/office/word/2010/wordprocessingShape" mc:Ignorable="w14 w15 w16se w16cid w16 w16cex w16sdtdh w16sdtfl w16du wp14">
+<w:footnotes xmlns:wpc="http://schemas.microsoft.com/office/word/2010/wordprocessingCanvas" xmlns:mc="http://schemas.openxmlformats.org/markup-compatibility/2006" xmlns:o="urn:schemas-microsoft-com:office:office" xmlns:r="http://schemas.openxmlformats.org/officeDocument/2006/relationships" xmlns:m="http://schemas.openxmlformats.org/officeDocument/2006/math" xmlns:v="urn:schemas-microsoft-com:vml" xmlns:wp14="http://schemas.microsoft.com/office/word/2010/wordprocessingDrawing" xmlns:wp="http://schemas.openxmlformats.org/drawingml/2006/wordprocessingDrawing" xmlns:w10="urn:schemas-microsoft-com:office:word" xmlns:w="http://schemas.openxmlformats.org/wordprocessingml/2006/main" xmlns:w14="http://schemas.microsoft.com/office/word/2010/wordml" xmlns:wpg="http://schemas.microsoft.com/office/word/2010/wordprocessingGroup" xmlns:wpi="http://schemas.microsoft.com/office/word/2010/wordprocessingInk" xmlns:wne="http://schemas.microsoft.com/office/word/2006/wordml" xmlns:wps="http://schemas.microsoft.com/office/word/2010/wordprocessingShape" mc:Ignorable="w14 wp14">
   <w:footnote w:type="separator" w:id="-1">
     <w:p>
       <w:r>
@@ -4884,8 +4720,8 @@
 </file>
 
 <file path=word/numbering.xml><?xml version="1.0" encoding="utf-8"?>
-<w:numbering xmlns:wpc="http://schemas.microsoft.com/office/word/2010/wordprocessingCanvas" xmlns:cx="http://schemas.microsoft.com/office/drawing/2014/chartex" xmlns:cx1="http://schemas.microsoft.com/office/drawing/2015/9/8/chartex" xmlns:cx2="http://schemas.microsoft.com/office/drawing/2015/10/21/chartex" xmlns:cx3="http://schemas.microsoft.com/office/drawing/2016/5/9/chartex" xmlns:cx4="http://schemas.microsoft.com/office/drawing/2016/5/10/chartex" xmlns:cx5="http://schemas.microsoft.com/office/drawing/2016/5/11/chartex" xmlns:cx6="http://schemas.microsoft.com/office/drawing/2016/5/12/chartex" xmlns:cx7="http://schemas.microsoft.com/office/drawing/2016/5/13/chartex" xmlns:cx8="http://schemas.microsoft.com/office/drawing/2016/5/14/chartex" xmlns:mc="http://schemas.openxmlformats.org/markup-compatibility/2006" xmlns:aink="http://schemas.microsoft.com/office/drawing/2016/ink" xmlns:am3d="http://schemas.microsoft.com/office/drawing/2017/model3d" xmlns:o="urn:schemas-microsoft-com:office:office" xmlns:oel="http://schemas.microsoft.com/office/2019/extlst" xmlns:r="http://schemas.openxmlformats.org/officeDocument/2006/relationships" xmlns:m="http://schemas.openxmlformats.org/officeDocument/2006/math" xmlns:v="urn:schemas-microsoft-com:vml" xmlns:wp14="http://schemas.microsoft.com/office/word/2010/wordprocessingDrawing" xmlns:wp="http://schemas.openxmlformats.org/drawingml/2006/wordprocessingDrawing" xmlns:w10="urn:schemas-microsoft-com:office:word" xmlns:w="http://schemas.openxmlformats.org/wordprocessingml/2006/main" xmlns:w14="http://schemas.microsoft.com/office/word/2010/wordml" xmlns:w15="http://schemas.microsoft.com/office/word/2012/wordml" xmlns:w16cex="http://schemas.microsoft.com/office/word/2018/wordml/cex" xmlns:w16cid="http://schemas.microsoft.com/office/word/2016/wordml/cid" xmlns:w16="http://schemas.microsoft.com/office/word/2018/wordml" xmlns:w16du="http://schemas.microsoft.com/office/word/2023/wordml/word16du" xmlns:w16sdtdh="http://schemas.microsoft.com/office/word/2020/wordml/sdtdatahash" xmlns:w16sdtfl="http://schemas.microsoft.com/office/word/2024/wordml/sdtformatlock" xmlns:w16se="http://schemas.microsoft.com/office/word/2015/wordml/symex" xmlns:wpg="http://schemas.microsoft.com/office/word/2010/wordprocessingGroup" xmlns:wpi="http://schemas.microsoft.com/office/word/2010/wordprocessingInk" xmlns:wne="http://schemas.microsoft.com/office/word/2006/wordml" xmlns:wps="http://schemas.microsoft.com/office/word/2010/wordprocessingShape" mc:Ignorable="w14 w15 w16se w16cid w16 w16cex w16sdtdh w16sdtfl w16du wp14">
-  <w:abstractNum w:abstractNumId="0" w15:restartNumberingAfterBreak="0">
+<w:numbering xmlns:wpc="http://schemas.microsoft.com/office/word/2010/wordprocessingCanvas" xmlns:mc="http://schemas.openxmlformats.org/markup-compatibility/2006" xmlns:o="urn:schemas-microsoft-com:office:office" xmlns:r="http://schemas.openxmlformats.org/officeDocument/2006/relationships" xmlns:m="http://schemas.openxmlformats.org/officeDocument/2006/math" xmlns:v="urn:schemas-microsoft-com:vml" xmlns:wp14="http://schemas.microsoft.com/office/word/2010/wordprocessingDrawing" xmlns:wp="http://schemas.openxmlformats.org/drawingml/2006/wordprocessingDrawing" xmlns:w10="urn:schemas-microsoft-com:office:word" xmlns:w="http://schemas.openxmlformats.org/wordprocessingml/2006/main" xmlns:w14="http://schemas.microsoft.com/office/word/2010/wordml" xmlns:wpg="http://schemas.microsoft.com/office/word/2010/wordprocessingGroup" xmlns:wpi="http://schemas.microsoft.com/office/word/2010/wordprocessingInk" xmlns:wne="http://schemas.microsoft.com/office/word/2006/wordml" xmlns:wps="http://schemas.microsoft.com/office/word/2010/wordprocessingShape" mc:Ignorable="w14 wp14">
+  <w:abstractNum w:abstractNumId="0">
     <w:nsid w:val="02715B94"/>
     <w:multiLevelType w:val="hybridMultilevel"/>
     <w:tmpl w:val="B85E8D04"/>
@@ -4998,7 +4834,7 @@
       </w:rPr>
     </w:lvl>
   </w:abstractNum>
-  <w:abstractNum w:abstractNumId="1" w15:restartNumberingAfterBreak="0">
+  <w:abstractNum w:abstractNumId="1">
     <w:nsid w:val="0FA60166"/>
     <w:multiLevelType w:val="hybridMultilevel"/>
     <w:tmpl w:val="AFD88716"/>
@@ -5111,7 +4947,7 @@
       </w:rPr>
     </w:lvl>
   </w:abstractNum>
-  <w:abstractNum w:abstractNumId="2" w15:restartNumberingAfterBreak="0">
+  <w:abstractNum w:abstractNumId="2">
     <w:nsid w:val="32DBC479"/>
     <w:multiLevelType w:val="hybridMultilevel"/>
     <w:tmpl w:val="CCA09F9A"/>
@@ -5224,7 +5060,7 @@
       </w:rPr>
     </w:lvl>
   </w:abstractNum>
-  <w:abstractNum w:abstractNumId="3" w15:restartNumberingAfterBreak="0">
+  <w:abstractNum w:abstractNumId="3">
     <w:nsid w:val="4EE6B1AC"/>
     <w:multiLevelType w:val="hybridMultilevel"/>
     <w:tmpl w:val="745A3562"/>
@@ -5337,7 +5173,7 @@
       </w:rPr>
     </w:lvl>
   </w:abstractNum>
-  <w:abstractNum w:abstractNumId="4" w15:restartNumberingAfterBreak="0">
+  <w:abstractNum w:abstractNumId="4">
     <w:nsid w:val="79D00356"/>
     <w:multiLevelType w:val="hybridMultilevel"/>
     <w:tmpl w:val="9B34B880"/>
@@ -5452,26 +5288,26 @@
       </w:rPr>
     </w:lvl>
   </w:abstractNum>
-  <w:num w:numId="1" w16cid:durableId="762266296">
+  <w:num w:numId="1">
     <w:abstractNumId w:val="1"/>
   </w:num>
-  <w:num w:numId="2" w16cid:durableId="1987856956">
+  <w:num w:numId="2">
     <w:abstractNumId w:val="0"/>
   </w:num>
-  <w:num w:numId="3" w16cid:durableId="1441292512">
+  <w:num w:numId="3">
     <w:abstractNumId w:val="3"/>
   </w:num>
-  <w:num w:numId="4" w16cid:durableId="289435873">
+  <w:num w:numId="4">
     <w:abstractNumId w:val="2"/>
   </w:num>
-  <w:num w:numId="5" w16cid:durableId="126049264">
+  <w:num w:numId="5">
     <w:abstractNumId w:val="4"/>
   </w:num>
 </w:numbering>
 </file>
 
 <file path=word/styles.xml><?xml version="1.0" encoding="utf-8"?>
-<w:styles xmlns:mc="http://schemas.openxmlformats.org/markup-compatibility/2006" xmlns:r="http://schemas.openxmlformats.org/officeDocument/2006/relationships" xmlns:w="http://schemas.openxmlformats.org/wordprocessingml/2006/main" xmlns:w14="http://schemas.microsoft.com/office/word/2010/wordml" xmlns:w15="http://schemas.microsoft.com/office/word/2012/wordml" xmlns:w16cex="http://schemas.microsoft.com/office/word/2018/wordml/cex" xmlns:w16cid="http://schemas.microsoft.com/office/word/2016/wordml/cid" xmlns:w16="http://schemas.microsoft.com/office/word/2018/wordml" xmlns:w16du="http://schemas.microsoft.com/office/word/2023/wordml/word16du" xmlns:w16sdtdh="http://schemas.microsoft.com/office/word/2020/wordml/sdtdatahash" xmlns:w16sdtfl="http://schemas.microsoft.com/office/word/2024/wordml/sdtformatlock" xmlns:w16se="http://schemas.microsoft.com/office/word/2015/wordml/symex" mc:Ignorable="w14 w15 w16se w16cid w16 w16cex w16sdtdh w16sdtfl w16du">
+<w:styles xmlns:mc="http://schemas.openxmlformats.org/markup-compatibility/2006" xmlns:r="http://schemas.openxmlformats.org/officeDocument/2006/relationships" xmlns:w="http://schemas.openxmlformats.org/wordprocessingml/2006/main" xmlns:w14="http://schemas.microsoft.com/office/word/2010/wordml" mc:Ignorable="w14">
   <w:docDefaults>
     <w:rPrDefault>
       <w:rPr>
@@ -5484,383 +5320,518 @@
     </w:rPrDefault>
     <w:pPrDefault/>
   </w:docDefaults>
-  <w:latentStyles w:defLockedState="0" w:defUIPriority="99" w:defSemiHidden="0" w:defUnhideWhenUsed="0" w:defQFormat="0" w:count="376">
-    <w:lsdException w:name="Normal" w:uiPriority="0" w:qFormat="1"/>
-    <w:lsdException w:name="heading 1" w:uiPriority="9" w:qFormat="1"/>
-    <w:lsdException w:name="heading 2" w:semiHidden="1" w:uiPriority="9" w:unhideWhenUsed="1" w:qFormat="1"/>
-    <w:lsdException w:name="heading 3" w:semiHidden="1" w:uiPriority="9" w:unhideWhenUsed="1" w:qFormat="1"/>
-    <w:lsdException w:name="heading 4" w:semiHidden="1" w:uiPriority="9" w:unhideWhenUsed="1" w:qFormat="1"/>
-    <w:lsdException w:name="heading 5" w:semiHidden="1" w:uiPriority="9" w:unhideWhenUsed="1" w:qFormat="1"/>
-    <w:lsdException w:name="heading 6" w:semiHidden="1" w:uiPriority="9" w:unhideWhenUsed="1" w:qFormat="1"/>
-    <w:lsdException w:name="heading 7" w:semiHidden="1" w:uiPriority="9" w:unhideWhenUsed="1" w:qFormat="1"/>
-    <w:lsdException w:name="heading 8" w:semiHidden="1" w:uiPriority="9" w:unhideWhenUsed="1" w:qFormat="1"/>
-    <w:lsdException w:name="heading 9" w:semiHidden="1" w:uiPriority="9" w:unhideWhenUsed="1" w:qFormat="1"/>
-    <w:lsdException w:name="index 1" w:semiHidden="1" w:unhideWhenUsed="1"/>
-    <w:lsdException w:name="index 2" w:semiHidden="1" w:unhideWhenUsed="1"/>
-    <w:lsdException w:name="index 3" w:semiHidden="1" w:unhideWhenUsed="1"/>
-    <w:lsdException w:name="index 4" w:semiHidden="1" w:unhideWhenUsed="1"/>
-    <w:lsdException w:name="index 5" w:semiHidden="1" w:unhideWhenUsed="1"/>
-    <w:lsdException w:name="index 6" w:semiHidden="1" w:unhideWhenUsed="1"/>
-    <w:lsdException w:name="index 7" w:semiHidden="1" w:unhideWhenUsed="1"/>
-    <w:lsdException w:name="index 8" w:semiHidden="1" w:unhideWhenUsed="1"/>
-    <w:lsdException w:name="index 9" w:semiHidden="1" w:unhideWhenUsed="1"/>
-    <w:lsdException w:name="toc 1" w:semiHidden="1" w:uiPriority="39" w:unhideWhenUsed="1"/>
-    <w:lsdException w:name="toc 2" w:semiHidden="1" w:uiPriority="39" w:unhideWhenUsed="1"/>
-    <w:lsdException w:name="toc 3" w:semiHidden="1" w:uiPriority="39" w:unhideWhenUsed="1"/>
-    <w:lsdException w:name="toc 4" w:semiHidden="1" w:uiPriority="39" w:unhideWhenUsed="1"/>
-    <w:lsdException w:name="toc 5" w:semiHidden="1" w:uiPriority="39" w:unhideWhenUsed="1"/>
-    <w:lsdException w:name="toc 6" w:semiHidden="1" w:uiPriority="39" w:unhideWhenUsed="1"/>
-    <w:lsdException w:name="toc 7" w:semiHidden="1" w:uiPriority="39" w:unhideWhenUsed="1"/>
-    <w:lsdException w:name="toc 8" w:semiHidden="1" w:uiPriority="39" w:unhideWhenUsed="1"/>
-    <w:lsdException w:name="toc 9" w:semiHidden="1" w:uiPriority="39" w:unhideWhenUsed="1"/>
-    <w:lsdException w:name="Normal Indent" w:semiHidden="1" w:unhideWhenUsed="1"/>
-    <w:lsdException w:name="footnote text" w:semiHidden="1" w:unhideWhenUsed="1"/>
-    <w:lsdException w:name="annotation text" w:semiHidden="1" w:unhideWhenUsed="1"/>
-    <w:lsdException w:name="header" w:semiHidden="1" w:unhideWhenUsed="1"/>
-    <w:lsdException w:name="footer" w:semiHidden="1" w:unhideWhenUsed="1"/>
-    <w:lsdException w:name="index heading" w:semiHidden="1" w:unhideWhenUsed="1"/>
-    <w:lsdException w:name="caption" w:semiHidden="1" w:uiPriority="35" w:unhideWhenUsed="1" w:qFormat="1"/>
-    <w:lsdException w:name="table of figures" w:semiHidden="1" w:unhideWhenUsed="1"/>
-    <w:lsdException w:name="envelope address" w:semiHidden="1" w:unhideWhenUsed="1"/>
-    <w:lsdException w:name="envelope return" w:semiHidden="1" w:unhideWhenUsed="1"/>
-    <w:lsdException w:name="footnote reference" w:semiHidden="1" w:unhideWhenUsed="1"/>
-    <w:lsdException w:name="annotation reference" w:semiHidden="1" w:unhideWhenUsed="1"/>
-    <w:lsdException w:name="line number" w:semiHidden="1" w:unhideWhenUsed="1"/>
-    <w:lsdException w:name="page number" w:semiHidden="1" w:unhideWhenUsed="1"/>
-    <w:lsdException w:name="endnote reference" w:semiHidden="1" w:unhideWhenUsed="1"/>
-    <w:lsdException w:name="endnote text" w:semiHidden="1" w:unhideWhenUsed="1"/>
-    <w:lsdException w:name="table of authorities" w:semiHidden="1" w:unhideWhenUsed="1"/>
-    <w:lsdException w:name="macro" w:semiHidden="1" w:unhideWhenUsed="1"/>
-    <w:lsdException w:name="toa heading" w:semiHidden="1" w:unhideWhenUsed="1"/>
-    <w:lsdException w:name="List" w:semiHidden="1" w:unhideWhenUsed="1"/>
-    <w:lsdException w:name="List Bullet" w:semiHidden="1" w:unhideWhenUsed="1"/>
-    <w:lsdException w:name="List Number" w:semiHidden="1" w:unhideWhenUsed="1"/>
-    <w:lsdException w:name="List 2" w:semiHidden="1" w:unhideWhenUsed="1"/>
-    <w:lsdException w:name="List 3" w:semiHidden="1" w:unhideWhenUsed="1"/>
-    <w:lsdException w:name="List 4" w:semiHidden="1" w:unhideWhenUsed="1"/>
-    <w:lsdException w:name="List 5" w:semiHidden="1" w:unhideWhenUsed="1"/>
-    <w:lsdException w:name="List Bullet 2" w:semiHidden="1" w:unhideWhenUsed="1"/>
-    <w:lsdException w:name="List Bullet 3" w:semiHidden="1" w:unhideWhenUsed="1"/>
-    <w:lsdException w:name="List Bullet 4" w:semiHidden="1" w:unhideWhenUsed="1"/>
-    <w:lsdException w:name="List Bullet 5" w:semiHidden="1" w:unhideWhenUsed="1"/>
-    <w:lsdException w:name="List Number 2" w:semiHidden="1" w:unhideWhenUsed="1"/>
-    <w:lsdException w:name="List Number 3" w:semiHidden="1" w:unhideWhenUsed="1"/>
-    <w:lsdException w:name="List Number 4" w:semiHidden="1" w:unhideWhenUsed="1"/>
-    <w:lsdException w:name="List Number 5" w:semiHidden="1" w:unhideWhenUsed="1"/>
-    <w:lsdException w:name="Title" w:uiPriority="10" w:qFormat="1"/>
-    <w:lsdException w:name="Closing" w:semiHidden="1" w:unhideWhenUsed="1"/>
-    <w:lsdException w:name="Signature" w:semiHidden="1" w:unhideWhenUsed="1"/>
-    <w:lsdException w:name="Default Paragraph Font" w:semiHidden="1" w:uiPriority="1" w:unhideWhenUsed="1"/>
-    <w:lsdException w:name="Body Text" w:semiHidden="1" w:unhideWhenUsed="1"/>
-    <w:lsdException w:name="Body Text Indent" w:semiHidden="1" w:unhideWhenUsed="1"/>
-    <w:lsdException w:name="List Continue" w:semiHidden="1" w:unhideWhenUsed="1"/>
-    <w:lsdException w:name="List Continue 2" w:semiHidden="1" w:unhideWhenUsed="1"/>
-    <w:lsdException w:name="List Continue 3" w:semiHidden="1" w:unhideWhenUsed="1"/>
-    <w:lsdException w:name="List Continue 4" w:semiHidden="1" w:unhideWhenUsed="1"/>
-    <w:lsdException w:name="List Continue 5" w:semiHidden="1" w:unhideWhenUsed="1"/>
-    <w:lsdException w:name="Message Header" w:semiHidden="1" w:unhideWhenUsed="1"/>
-    <w:lsdException w:name="Subtitle" w:uiPriority="11" w:qFormat="1"/>
-    <w:lsdException w:name="Salutation" w:semiHidden="1" w:unhideWhenUsed="1"/>
-    <w:lsdException w:name="Date" w:semiHidden="1" w:unhideWhenUsed="1"/>
-    <w:lsdException w:name="Body Text First Indent" w:semiHidden="1" w:unhideWhenUsed="1"/>
-    <w:lsdException w:name="Body Text First Indent 2" w:semiHidden="1" w:unhideWhenUsed="1"/>
-    <w:lsdException w:name="Note Heading" w:semiHidden="1" w:unhideWhenUsed="1"/>
-    <w:lsdException w:name="Body Text 2" w:semiHidden="1" w:unhideWhenUsed="1"/>
-    <w:lsdException w:name="Body Text 3" w:semiHidden="1" w:unhideWhenUsed="1"/>
-    <w:lsdException w:name="Body Text Indent 2" w:semiHidden="1" w:unhideWhenUsed="1"/>
-    <w:lsdException w:name="Body Text Indent 3" w:semiHidden="1" w:unhideWhenUsed="1"/>
-    <w:lsdException w:name="Block Text" w:semiHidden="1" w:unhideWhenUsed="1"/>
-    <w:lsdException w:name="Hyperlink" w:semiHidden="1" w:unhideWhenUsed="1"/>
-    <w:lsdException w:name="FollowedHyperlink" w:semiHidden="1" w:unhideWhenUsed="1"/>
-    <w:lsdException w:name="Strong" w:uiPriority="22" w:qFormat="1"/>
-    <w:lsdException w:name="Emphasis" w:uiPriority="20" w:qFormat="1"/>
-    <w:lsdException w:name="Document Map" w:semiHidden="1" w:unhideWhenUsed="1"/>
-    <w:lsdException w:name="Plain Text" w:semiHidden="1" w:unhideWhenUsed="1"/>
-    <w:lsdException w:name="E-mail Signature" w:semiHidden="1" w:unhideWhenUsed="1"/>
-    <w:lsdException w:name="HTML Top of Form" w:semiHidden="1" w:unhideWhenUsed="1"/>
-    <w:lsdException w:name="HTML Bottom of Form" w:semiHidden="1" w:unhideWhenUsed="1"/>
-    <w:lsdException w:name="Normal (Web)" w:semiHidden="1" w:unhideWhenUsed="1"/>
-    <w:lsdException w:name="HTML Acronym" w:semiHidden="1" w:unhideWhenUsed="1"/>
-    <w:lsdException w:name="HTML Address" w:semiHidden="1" w:unhideWhenUsed="1"/>
-    <w:lsdException w:name="HTML Cite" w:semiHidden="1" w:unhideWhenUsed="1"/>
-    <w:lsdException w:name="HTML Code" w:semiHidden="1" w:unhideWhenUsed="1"/>
-    <w:lsdException w:name="HTML Definition" w:semiHidden="1" w:unhideWhenUsed="1"/>
-    <w:lsdException w:name="HTML Keyboard" w:semiHidden="1" w:unhideWhenUsed="1"/>
-    <w:lsdException w:name="HTML Preformatted" w:semiHidden="1" w:unhideWhenUsed="1"/>
-    <w:lsdException w:name="HTML Sample" w:semiHidden="1" w:unhideWhenUsed="1"/>
-    <w:lsdException w:name="HTML Typewriter" w:semiHidden="1" w:unhideWhenUsed="1"/>
-    <w:lsdException w:name="HTML Variable" w:semiHidden="1" w:unhideWhenUsed="1"/>
-    <w:lsdException w:name="Normal Table" w:semiHidden="1" w:unhideWhenUsed="1"/>
-    <w:lsdException w:name="annotation subject" w:semiHidden="1" w:unhideWhenUsed="1"/>
-    <w:lsdException w:name="No List" w:semiHidden="1" w:unhideWhenUsed="1"/>
-    <w:lsdException w:name="Outline List 1" w:semiHidden="1" w:unhideWhenUsed="1"/>
-    <w:lsdException w:name="Outline List 2" w:semiHidden="1" w:unhideWhenUsed="1"/>
-    <w:lsdException w:name="Outline List 3" w:semiHidden="1" w:unhideWhenUsed="1"/>
-    <w:lsdException w:name="Table Simple 1" w:semiHidden="1" w:unhideWhenUsed="1"/>
-    <w:lsdException w:name="Table Simple 2" w:semiHidden="1" w:unhideWhenUsed="1"/>
-    <w:lsdException w:name="Table Simple 3" w:semiHidden="1" w:unhideWhenUsed="1"/>
-    <w:lsdException w:name="Table Classic 1" w:semiHidden="1" w:unhideWhenUsed="1"/>
-    <w:lsdException w:name="Table Classic 2" w:semiHidden="1" w:unhideWhenUsed="1"/>
-    <w:lsdException w:name="Table Classic 3" w:semiHidden="1" w:unhideWhenUsed="1"/>
-    <w:lsdException w:name="Table Classic 4" w:semiHidden="1" w:unhideWhenUsed="1"/>
-    <w:lsdException w:name="Table Colorful 1" w:semiHidden="1" w:unhideWhenUsed="1"/>
-    <w:lsdException w:name="Table Colorful 2" w:semiHidden="1" w:unhideWhenUsed="1"/>
-    <w:lsdException w:name="Table Colorful 3" w:semiHidden="1" w:unhideWhenUsed="1"/>
-    <w:lsdException w:name="Table Columns 1" w:semiHidden="1" w:unhideWhenUsed="1"/>
-    <w:lsdException w:name="Table Columns 2" w:semiHidden="1" w:unhideWhenUsed="1"/>
-    <w:lsdException w:name="Table Columns 3" w:semiHidden="1" w:unhideWhenUsed="1"/>
-    <w:lsdException w:name="Table Columns 4" w:semiHidden="1" w:unhideWhenUsed="1"/>
-    <w:lsdException w:name="Table Columns 5" w:semiHidden="1" w:unhideWhenUsed="1"/>
-    <w:lsdException w:name="Table Grid 1" w:semiHidden="1" w:unhideWhenUsed="1"/>
-    <w:lsdException w:name="Table Grid 2" w:semiHidden="1" w:unhideWhenUsed="1"/>
-    <w:lsdException w:name="Table Grid 3" w:semiHidden="1" w:unhideWhenUsed="1"/>
-    <w:lsdException w:name="Table Grid 4" w:semiHidden="1" w:unhideWhenUsed="1"/>
-    <w:lsdException w:name="Table Grid 5" w:semiHidden="1" w:unhideWhenUsed="1"/>
-    <w:lsdException w:name="Table Grid 6" w:semiHidden="1" w:unhideWhenUsed="1"/>
-    <w:lsdException w:name="Table Grid 7" w:semiHidden="1" w:unhideWhenUsed="1"/>
-    <w:lsdException w:name="Table Grid 8" w:semiHidden="1" w:unhideWhenUsed="1"/>
-    <w:lsdException w:name="Table List 1" w:semiHidden="1" w:unhideWhenUsed="1"/>
-    <w:lsdException w:name="Table List 2" w:semiHidden="1" w:unhideWhenUsed="1"/>
-    <w:lsdException w:name="Table List 3" w:semiHidden="1" w:unhideWhenUsed="1"/>
-    <w:lsdException w:name="Table List 4" w:semiHidden="1" w:unhideWhenUsed="1"/>
-    <w:lsdException w:name="Table List 5" w:semiHidden="1" w:unhideWhenUsed="1"/>
-    <w:lsdException w:name="Table List 6" w:semiHidden="1" w:unhideWhenUsed="1"/>
-    <w:lsdException w:name="Table List 7" w:semiHidden="1" w:unhideWhenUsed="1"/>
-    <w:lsdException w:name="Table List 8" w:semiHidden="1" w:unhideWhenUsed="1"/>
-    <w:lsdException w:name="Table 3D effects 1" w:semiHidden="1" w:unhideWhenUsed="1"/>
-    <w:lsdException w:name="Table 3D effects 2" w:semiHidden="1" w:unhideWhenUsed="1"/>
-    <w:lsdException w:name="Table 3D effects 3" w:semiHidden="1" w:unhideWhenUsed="1"/>
-    <w:lsdException w:name="Table Contemporary" w:semiHidden="1" w:unhideWhenUsed="1"/>
-    <w:lsdException w:name="Table Elegant" w:semiHidden="1" w:unhideWhenUsed="1"/>
-    <w:lsdException w:name="Table Professional" w:semiHidden="1" w:unhideWhenUsed="1"/>
-    <w:lsdException w:name="Table Subtle 1" w:semiHidden="1" w:unhideWhenUsed="1"/>
-    <w:lsdException w:name="Table Subtle 2" w:semiHidden="1" w:unhideWhenUsed="1"/>
-    <w:lsdException w:name="Table Web 1" w:semiHidden="1" w:unhideWhenUsed="1"/>
-    <w:lsdException w:name="Table Web 2" w:semiHidden="1" w:unhideWhenUsed="1"/>
-    <w:lsdException w:name="Table Web 3" w:semiHidden="1" w:unhideWhenUsed="1"/>
-    <w:lsdException w:name="Balloon Text" w:semiHidden="1" w:unhideWhenUsed="1"/>
-    <w:lsdException w:name="Table Grid" w:uiPriority="59"/>
-    <w:lsdException w:name="Table Theme" w:semiHidden="1" w:unhideWhenUsed="1"/>
-    <w:lsdException w:name="Placeholder Text" w:semiHidden="1"/>
-    <w:lsdException w:name="No Spacing" w:uiPriority="1" w:qFormat="1"/>
-    <w:lsdException w:name="Light Shading" w:uiPriority="60"/>
-    <w:lsdException w:name="Light List" w:uiPriority="61"/>
-    <w:lsdException w:name="Light Grid" w:uiPriority="62"/>
-    <w:lsdException w:name="Medium Shading 1" w:uiPriority="63"/>
-    <w:lsdException w:name="Medium Shading 2" w:uiPriority="64"/>
-    <w:lsdException w:name="Medium List 1" w:uiPriority="65"/>
-    <w:lsdException w:name="Medium List 2" w:uiPriority="66"/>
-    <w:lsdException w:name="Medium Grid 1" w:uiPriority="67"/>
-    <w:lsdException w:name="Medium Grid 2" w:uiPriority="68"/>
-    <w:lsdException w:name="Medium Grid 3" w:uiPriority="69"/>
-    <w:lsdException w:name="Dark List" w:uiPriority="70"/>
-    <w:lsdException w:name="Colorful Shading" w:uiPriority="71"/>
-    <w:lsdException w:name="Colorful List" w:uiPriority="72"/>
-    <w:lsdException w:name="Colorful Grid" w:uiPriority="73"/>
-    <w:lsdException w:name="Light Shading Accent 1" w:uiPriority="60"/>
-    <w:lsdException w:name="Light List Accent 1" w:uiPriority="61"/>
-    <w:lsdException w:name="Light Grid Accent 1" w:uiPriority="62"/>
-    <w:lsdException w:name="Medium Shading 1 Accent 1" w:uiPriority="63"/>
-    <w:lsdException w:name="Medium Shading 2 Accent 1" w:uiPriority="64"/>
-    <w:lsdException w:name="Medium List 1 Accent 1" w:uiPriority="65"/>
-    <w:lsdException w:name="Revision" w:semiHidden="1"/>
-    <w:lsdException w:name="List Paragraph" w:uiPriority="34" w:qFormat="1"/>
-    <w:lsdException w:name="Quote" w:uiPriority="29" w:qFormat="1"/>
-    <w:lsdException w:name="Intense Quote" w:uiPriority="30" w:qFormat="1"/>
-    <w:lsdException w:name="Medium List 2 Accent 1" w:uiPriority="66"/>
-    <w:lsdException w:name="Medium Grid 1 Accent 1" w:uiPriority="67"/>
-    <w:lsdException w:name="Medium Grid 2 Accent 1" w:uiPriority="68"/>
-    <w:lsdException w:name="Medium Grid 3 Accent 1" w:uiPriority="69"/>
-    <w:lsdException w:name="Dark List Accent 1" w:uiPriority="70"/>
-    <w:lsdException w:name="Colorful Shading Accent 1" w:uiPriority="71"/>
-    <w:lsdException w:name="Colorful List Accent 1" w:uiPriority="72"/>
-    <w:lsdException w:name="Colorful Grid Accent 1" w:uiPriority="73"/>
-    <w:lsdException w:name="Light Shading Accent 2" w:uiPriority="60"/>
-    <w:lsdException w:name="Light List Accent 2" w:uiPriority="61"/>
-    <w:lsdException w:name="Light Grid Accent 2" w:uiPriority="62"/>
-    <w:lsdException w:name="Medium Shading 1 Accent 2" w:uiPriority="63"/>
-    <w:lsdException w:name="Medium Shading 2 Accent 2" w:uiPriority="64"/>
-    <w:lsdException w:name="Medium List 1 Accent 2" w:uiPriority="65"/>
-    <w:lsdException w:name="Medium List 2 Accent 2" w:uiPriority="66"/>
-    <w:lsdException w:name="Medium Grid 1 Accent 2" w:uiPriority="67"/>
-    <w:lsdException w:name="Medium Grid 2 Accent 2" w:uiPriority="68"/>
-    <w:lsdException w:name="Medium Grid 3 Accent 2" w:uiPriority="69"/>
-    <w:lsdException w:name="Dark List Accent 2" w:uiPriority="70"/>
-    <w:lsdException w:name="Colorful Shading Accent 2" w:uiPriority="71"/>
-    <w:lsdException w:name="Colorful List Accent 2" w:uiPriority="72"/>
-    <w:lsdException w:name="Colorful Grid Accent 2" w:uiPriority="73"/>
-    <w:lsdException w:name="Light Shading Accent 3" w:uiPriority="60"/>
-    <w:lsdException w:name="Light List Accent 3" w:uiPriority="61"/>
-    <w:lsdException w:name="Light Grid Accent 3" w:uiPriority="62"/>
-    <w:lsdException w:name="Medium Shading 1 Accent 3" w:uiPriority="63"/>
-    <w:lsdException w:name="Medium Shading 2 Accent 3" w:uiPriority="64"/>
-    <w:lsdException w:name="Medium List 1 Accent 3" w:uiPriority="65"/>
-    <w:lsdException w:name="Medium List 2 Accent 3" w:uiPriority="66"/>
-    <w:lsdException w:name="Medium Grid 1 Accent 3" w:uiPriority="67"/>
-    <w:lsdException w:name="Medium Grid 2 Accent 3" w:uiPriority="68"/>
-    <w:lsdException w:name="Medium Grid 3 Accent 3" w:uiPriority="69"/>
-    <w:lsdException w:name="Dark List Accent 3" w:uiPriority="70"/>
-    <w:lsdException w:name="Colorful Shading Accent 3" w:uiPriority="71"/>
-    <w:lsdException w:name="Colorful List Accent 3" w:uiPriority="72"/>
-    <w:lsdException w:name="Colorful Grid Accent 3" w:uiPriority="73"/>
-    <w:lsdException w:name="Light Shading Accent 4" w:uiPriority="60"/>
-    <w:lsdException w:name="Light List Accent 4" w:uiPriority="61"/>
-    <w:lsdException w:name="Light Grid Accent 4" w:uiPriority="62"/>
-    <w:lsdException w:name="Medium Shading 1 Accent 4" w:uiPriority="63"/>
-    <w:lsdException w:name="Medium Shading 2 Accent 4" w:uiPriority="64"/>
-    <w:lsdException w:name="Medium List 1 Accent 4" w:uiPriority="65"/>
-    <w:lsdException w:name="Medium List 2 Accent 4" w:uiPriority="66"/>
-    <w:lsdException w:name="Medium Grid 1 Accent 4" w:uiPriority="67"/>
-    <w:lsdException w:name="Medium Grid 2 Accent 4" w:uiPriority="68"/>
-    <w:lsdException w:name="Medium Grid 3 Accent 4" w:uiPriority="69"/>
-    <w:lsdException w:name="Dark List Accent 4" w:uiPriority="70"/>
-    <w:lsdException w:name="Colorful Shading Accent 4" w:uiPriority="71"/>
-    <w:lsdException w:name="Colorful List Accent 4" w:uiPriority="72"/>
-    <w:lsdException w:name="Colorful Grid Accent 4" w:uiPriority="73"/>
-    <w:lsdException w:name="Light Shading Accent 5" w:uiPriority="60"/>
-    <w:lsdException w:name="Light List Accent 5" w:uiPriority="61"/>
-    <w:lsdException w:name="Light Grid Accent 5" w:uiPriority="62"/>
-    <w:lsdException w:name="Medium Shading 1 Accent 5" w:uiPriority="63"/>
-    <w:lsdException w:name="Medium Shading 2 Accent 5" w:uiPriority="64"/>
-    <w:lsdException w:name="Medium List 1 Accent 5" w:uiPriority="65"/>
-    <w:lsdException w:name="Medium List 2 Accent 5" w:uiPriority="66"/>
-    <w:lsdException w:name="Medium Grid 1 Accent 5" w:uiPriority="67"/>
-    <w:lsdException w:name="Medium Grid 2 Accent 5" w:uiPriority="68"/>
-    <w:lsdException w:name="Medium Grid 3 Accent 5" w:uiPriority="69"/>
-    <w:lsdException w:name="Dark List Accent 5" w:uiPriority="70"/>
-    <w:lsdException w:name="Colorful Shading Accent 5" w:uiPriority="71"/>
-    <w:lsdException w:name="Colorful List Accent 5" w:uiPriority="72"/>
-    <w:lsdException w:name="Colorful Grid Accent 5" w:uiPriority="73"/>
-    <w:lsdException w:name="Light Shading Accent 6" w:uiPriority="60"/>
-    <w:lsdException w:name="Light List Accent 6" w:uiPriority="61"/>
-    <w:lsdException w:name="Light Grid Accent 6" w:uiPriority="62"/>
-    <w:lsdException w:name="Medium Shading 1 Accent 6" w:uiPriority="63"/>
-    <w:lsdException w:name="Medium Shading 2 Accent 6" w:uiPriority="64"/>
-    <w:lsdException w:name="Medium List 1 Accent 6" w:uiPriority="65"/>
-    <w:lsdException w:name="Medium List 2 Accent 6" w:uiPriority="66"/>
-    <w:lsdException w:name="Medium Grid 1 Accent 6" w:uiPriority="67"/>
-    <w:lsdException w:name="Medium Grid 2 Accent 6" w:uiPriority="68"/>
-    <w:lsdException w:name="Medium Grid 3 Accent 6" w:uiPriority="69"/>
-    <w:lsdException w:name="Dark List Accent 6" w:uiPriority="70"/>
-    <w:lsdException w:name="Colorful Shading Accent 6" w:uiPriority="71"/>
-    <w:lsdException w:name="Colorful List Accent 6" w:uiPriority="72"/>
-    <w:lsdException w:name="Colorful Grid Accent 6" w:uiPriority="73"/>
-    <w:lsdException w:name="Subtle Emphasis" w:uiPriority="19" w:qFormat="1"/>
-    <w:lsdException w:name="Intense Emphasis" w:uiPriority="21" w:qFormat="1"/>
-    <w:lsdException w:name="Subtle Reference" w:uiPriority="31" w:qFormat="1"/>
-    <w:lsdException w:name="Intense Reference" w:uiPriority="32" w:qFormat="1"/>
-    <w:lsdException w:name="Book Title" w:uiPriority="33" w:qFormat="1"/>
-    <w:lsdException w:name="Bibliography" w:semiHidden="1" w:uiPriority="37" w:unhideWhenUsed="1"/>
-    <w:lsdException w:name="TOC Heading" w:semiHidden="1" w:uiPriority="39" w:unhideWhenUsed="1" w:qFormat="1"/>
-    <w:lsdException w:name="Plain Table 1" w:uiPriority="41"/>
-    <w:lsdException w:name="Plain Table 2" w:uiPriority="42"/>
-    <w:lsdException w:name="Plain Table 3" w:uiPriority="43"/>
-    <w:lsdException w:name="Plain Table 4" w:uiPriority="44"/>
-    <w:lsdException w:name="Plain Table 5" w:uiPriority="45"/>
-    <w:lsdException w:name="Grid Table Light" w:uiPriority="40"/>
-    <w:lsdException w:name="Grid Table 1 Light" w:uiPriority="46"/>
-    <w:lsdException w:name="Grid Table 2" w:uiPriority="47"/>
-    <w:lsdException w:name="Grid Table 3" w:uiPriority="48"/>
-    <w:lsdException w:name="Grid Table 4" w:uiPriority="49"/>
-    <w:lsdException w:name="Grid Table 5 Dark" w:uiPriority="50"/>
-    <w:lsdException w:name="Grid Table 6 Colorful" w:uiPriority="51"/>
-    <w:lsdException w:name="Grid Table 7 Colorful" w:uiPriority="52"/>
-    <w:lsdException w:name="Grid Table 1 Light Accent 1" w:uiPriority="46"/>
-    <w:lsdException w:name="Grid Table 2 Accent 1" w:uiPriority="47"/>
-    <w:lsdException w:name="Grid Table 3 Accent 1" w:uiPriority="48"/>
-    <w:lsdException w:name="Grid Table 4 Accent 1" w:uiPriority="49"/>
-    <w:lsdException w:name="Grid Table 5 Dark Accent 1" w:uiPriority="50"/>
-    <w:lsdException w:name="Grid Table 6 Colorful Accent 1" w:uiPriority="51"/>
-    <w:lsdException w:name="Grid Table 7 Colorful Accent 1" w:uiPriority="52"/>
-    <w:lsdException w:name="Grid Table 1 Light Accent 2" w:uiPriority="46"/>
-    <w:lsdException w:name="Grid Table 2 Accent 2" w:uiPriority="47"/>
-    <w:lsdException w:name="Grid Table 3 Accent 2" w:uiPriority="48"/>
-    <w:lsdException w:name="Grid Table 4 Accent 2" w:uiPriority="49"/>
-    <w:lsdException w:name="Grid Table 5 Dark Accent 2" w:uiPriority="50"/>
-    <w:lsdException w:name="Grid Table 6 Colorful Accent 2" w:uiPriority="51"/>
-    <w:lsdException w:name="Grid Table 7 Colorful Accent 2" w:uiPriority="52"/>
-    <w:lsdException w:name="Grid Table 1 Light Accent 3" w:uiPriority="46"/>
-    <w:lsdException w:name="Grid Table 2 Accent 3" w:uiPriority="47"/>
-    <w:lsdException w:name="Grid Table 3 Accent 3" w:uiPriority="48"/>
-    <w:lsdException w:name="Grid Table 4 Accent 3" w:uiPriority="49"/>
-    <w:lsdException w:name="Grid Table 5 Dark Accent 3" w:uiPriority="50"/>
-    <w:lsdException w:name="Grid Table 6 Colorful Accent 3" w:uiPriority="51"/>
-    <w:lsdException w:name="Grid Table 7 Colorful Accent 3" w:uiPriority="52"/>
-    <w:lsdException w:name="Grid Table 1 Light Accent 4" w:uiPriority="46"/>
-    <w:lsdException w:name="Grid Table 2 Accent 4" w:uiPriority="47"/>
-    <w:lsdException w:name="Grid Table 3 Accent 4" w:uiPriority="48"/>
-    <w:lsdException w:name="Grid Table 4 Accent 4" w:uiPriority="49"/>
-    <w:lsdException w:name="Grid Table 5 Dark Accent 4" w:uiPriority="50"/>
-    <w:lsdException w:name="Grid Table 6 Colorful Accent 4" w:uiPriority="51"/>
-    <w:lsdException w:name="Grid Table 7 Colorful Accent 4" w:uiPriority="52"/>
-    <w:lsdException w:name="Grid Table 1 Light Accent 5" w:uiPriority="46"/>
-    <w:lsdException w:name="Grid Table 2 Accent 5" w:uiPriority="47"/>
-    <w:lsdException w:name="Grid Table 3 Accent 5" w:uiPriority="48"/>
-    <w:lsdException w:name="Grid Table 4 Accent 5" w:uiPriority="49"/>
-    <w:lsdException w:name="Grid Table 5 Dark Accent 5" w:uiPriority="50"/>
-    <w:lsdException w:name="Grid Table 6 Colorful Accent 5" w:uiPriority="51"/>
-    <w:lsdException w:name="Grid Table 7 Colorful Accent 5" w:uiPriority="52"/>
-    <w:lsdException w:name="Grid Table 1 Light Accent 6" w:uiPriority="46"/>
-    <w:lsdException w:name="Grid Table 2 Accent 6" w:uiPriority="47"/>
-    <w:lsdException w:name="Grid Table 3 Accent 6" w:uiPriority="48"/>
-    <w:lsdException w:name="Grid Table 4 Accent 6" w:uiPriority="49"/>
-    <w:lsdException w:name="Grid Table 5 Dark Accent 6" w:uiPriority="50"/>
-    <w:lsdException w:name="Grid Table 6 Colorful Accent 6" w:uiPriority="51"/>
-    <w:lsdException w:name="Grid Table 7 Colorful Accent 6" w:uiPriority="52"/>
-    <w:lsdException w:name="List Table 1 Light" w:uiPriority="46"/>
-    <w:lsdException w:name="List Table 2" w:uiPriority="47"/>
-    <w:lsdException w:name="List Table 3" w:uiPriority="48"/>
-    <w:lsdException w:name="List Table 4" w:uiPriority="49"/>
-    <w:lsdException w:name="List Table 5 Dark" w:uiPriority="50"/>
-    <w:lsdException w:name="List Table 6 Colorful" w:uiPriority="51"/>
-    <w:lsdException w:name="List Table 7 Colorful" w:uiPriority="52"/>
-    <w:lsdException w:name="List Table 1 Light Accent 1" w:uiPriority="46"/>
-    <w:lsdException w:name="List Table 2 Accent 1" w:uiPriority="47"/>
-    <w:lsdException w:name="List Table 3 Accent 1" w:uiPriority="48"/>
-    <w:lsdException w:name="List Table 4 Accent 1" w:uiPriority="49"/>
-    <w:lsdException w:name="List Table 5 Dark Accent 1" w:uiPriority="50"/>
-    <w:lsdException w:name="List Table 6 Colorful Accent 1" w:uiPriority="51"/>
-    <w:lsdException w:name="List Table 7 Colorful Accent 1" w:uiPriority="52"/>
-    <w:lsdException w:name="List Table 1 Light Accent 2" w:uiPriority="46"/>
-    <w:lsdException w:name="List Table 2 Accent 2" w:uiPriority="47"/>
-    <w:lsdException w:name="List Table 3 Accent 2" w:uiPriority="48"/>
-    <w:lsdException w:name="List Table 4 Accent 2" w:uiPriority="49"/>
-    <w:lsdException w:name="List Table 5 Dark Accent 2" w:uiPriority="50"/>
-    <w:lsdException w:name="List Table 6 Colorful Accent 2" w:uiPriority="51"/>
-    <w:lsdException w:name="List Table 7 Colorful Accent 2" w:uiPriority="52"/>
-    <w:lsdException w:name="List Table 1 Light Accent 3" w:uiPriority="46"/>
-    <w:lsdException w:name="List Table 2 Accent 3" w:uiPriority="47"/>
-    <w:lsdException w:name="List Table 3 Accent 3" w:uiPriority="48"/>
-    <w:lsdException w:name="List Table 4 Accent 3" w:uiPriority="49"/>
-    <w:lsdException w:name="List Table 5 Dark Accent 3" w:uiPriority="50"/>
-    <w:lsdException w:name="List Table 6 Colorful Accent 3" w:uiPriority="51"/>
-    <w:lsdException w:name="List Table 7 Colorful Accent 3" w:uiPriority="52"/>
-    <w:lsdException w:name="List Table 1 Light Accent 4" w:uiPriority="46"/>
-    <w:lsdException w:name="List Table 2 Accent 4" w:uiPriority="47"/>
-    <w:lsdException w:name="List Table 3 Accent 4" w:uiPriority="48"/>
-    <w:lsdException w:name="List Table 4 Accent 4" w:uiPriority="49"/>
-    <w:lsdException w:name="List Table 5 Dark Accent 4" w:uiPriority="50"/>
-    <w:lsdException w:name="List Table 6 Colorful Accent 4" w:uiPriority="51"/>
-    <w:lsdException w:name="List Table 7 Colorful Accent 4" w:uiPriority="52"/>
-    <w:lsdException w:name="List Table 1 Light Accent 5" w:uiPriority="46"/>
-    <w:lsdException w:name="List Table 2 Accent 5" w:uiPriority="47"/>
-    <w:lsdException w:name="List Table 3 Accent 5" w:uiPriority="48"/>
-    <w:lsdException w:name="List Table 4 Accent 5" w:uiPriority="49"/>
-    <w:lsdException w:name="List Table 5 Dark Accent 5" w:uiPriority="50"/>
-    <w:lsdException w:name="List Table 6 Colorful Accent 5" w:uiPriority="51"/>
-    <w:lsdException w:name="List Table 7 Colorful Accent 5" w:uiPriority="52"/>
-    <w:lsdException w:name="List Table 1 Light Accent 6" w:uiPriority="46"/>
-    <w:lsdException w:name="List Table 2 Accent 6" w:uiPriority="47"/>
-    <w:lsdException w:name="List Table 3 Accent 6" w:uiPriority="48"/>
-    <w:lsdException w:name="List Table 4 Accent 6" w:uiPriority="49"/>
-    <w:lsdException w:name="List Table 5 Dark Accent 6" w:uiPriority="50"/>
-    <w:lsdException w:name="List Table 6 Colorful Accent 6" w:uiPriority="51"/>
-    <w:lsdException w:name="List Table 7 Colorful Accent 6" w:uiPriority="52"/>
-    <w:lsdException w:name="Mention" w:semiHidden="1" w:unhideWhenUsed="1"/>
-    <w:lsdException w:name="Smart Hyperlink" w:semiHidden="1" w:unhideWhenUsed="1"/>
-    <w:lsdException w:name="Hashtag" w:semiHidden="1" w:unhideWhenUsed="1"/>
-    <w:lsdException w:name="Unresolved Mention" w:semiHidden="1" w:unhideWhenUsed="1"/>
-    <w:lsdException w:name="Smart Link" w:semiHidden="1" w:unhideWhenUsed="1"/>
+  <w:latentStyles w:defLockedState="0" w:defUIPriority="99" w:defSemiHidden="1" w:defUnhideWhenUsed="1" w:defQFormat="0" w:count="267">
+    <w:lsdException w:name="Normal" w:semiHidden="0" w:uiPriority="0" w:unhideWhenUsed="0" w:qFormat="1"/>
+    <w:lsdException w:name="heading 1" w:semiHidden="0" w:uiPriority="9" w:unhideWhenUsed="0" w:qFormat="1"/>
+    <w:lsdException w:name="heading 2" w:uiPriority="9" w:qFormat="1"/>
+    <w:lsdException w:name="heading 3" w:uiPriority="9" w:qFormat="1"/>
+    <w:lsdException w:name="heading 4" w:uiPriority="9" w:qFormat="1"/>
+    <w:lsdException w:name="heading 5" w:uiPriority="9" w:qFormat="1"/>
+    <w:lsdException w:name="heading 6" w:uiPriority="9" w:qFormat="1"/>
+    <w:lsdException w:name="heading 7" w:uiPriority="9" w:qFormat="1"/>
+    <w:lsdException w:name="heading 8" w:uiPriority="9" w:qFormat="1"/>
+    <w:lsdException w:name="heading 9" w:uiPriority="9" w:qFormat="1"/>
+    <w:lsdException w:name="toc 1" w:uiPriority="39"/>
+    <w:lsdException w:name="toc 2" w:uiPriority="39"/>
+    <w:lsdException w:name="toc 3" w:uiPriority="39"/>
+    <w:lsdException w:name="toc 4" w:uiPriority="39"/>
+    <w:lsdException w:name="toc 5" w:uiPriority="39"/>
+    <w:lsdException w:name="toc 6" w:uiPriority="39"/>
+    <w:lsdException w:name="toc 7" w:uiPriority="39"/>
+    <w:lsdException w:name="toc 8" w:uiPriority="39"/>
+    <w:lsdException w:name="toc 9" w:uiPriority="39"/>
+    <w:lsdException w:name="caption" w:uiPriority="35" w:qFormat="1"/>
+    <w:lsdException w:name="Title" w:semiHidden="0" w:uiPriority="10" w:unhideWhenUsed="0" w:qFormat="1"/>
+    <w:lsdException w:name="Default Paragraph Font" w:uiPriority="1"/>
+    <w:lsdException w:name="Subtitle" w:semiHidden="0" w:uiPriority="11" w:unhideWhenUsed="0" w:qFormat="1"/>
+    <w:lsdException w:name="Strong" w:semiHidden="0" w:uiPriority="22" w:unhideWhenUsed="0" w:qFormat="1"/>
+    <w:lsdException w:name="Emphasis" w:semiHidden="0" w:uiPriority="20" w:unhideWhenUsed="0" w:qFormat="1"/>
+    <w:lsdException w:name="Table Grid" w:semiHidden="0" w:uiPriority="59" w:unhideWhenUsed="0"/>
+    <w:lsdException w:name="Placeholder Text" w:unhideWhenUsed="0"/>
+    <w:lsdException w:name="No Spacing" w:semiHidden="0" w:uiPriority="1" w:unhideWhenUsed="0" w:qFormat="1"/>
+    <w:lsdException w:name="Light Shading" w:semiHidden="0" w:uiPriority="60" w:unhideWhenUsed="0"/>
+    <w:lsdException w:name="Light List" w:semiHidden="0" w:uiPriority="61" w:unhideWhenUsed="0"/>
+    <w:lsdException w:name="Light Grid" w:semiHidden="0" w:uiPriority="62" w:unhideWhenUsed="0"/>
+    <w:lsdException w:name="Medium Shading 1" w:semiHidden="0" w:uiPriority="63" w:unhideWhenUsed="0"/>
+    <w:lsdException w:name="Medium Shading 2" w:semiHidden="0" w:uiPriority="64" w:unhideWhenUsed="0"/>
+    <w:lsdException w:name="Medium List 1" w:semiHidden="0" w:uiPriority="65" w:unhideWhenUsed="0"/>
+    <w:lsdException w:name="Medium List 2" w:semiHidden="0" w:uiPriority="66" w:unhideWhenUsed="0"/>
+    <w:lsdException w:name="Medium Grid 1" w:semiHidden="0" w:uiPriority="67" w:unhideWhenUsed="0"/>
+    <w:lsdException w:name="Medium Grid 2" w:semiHidden="0" w:uiPriority="68" w:unhideWhenUsed="0"/>
+    <w:lsdException w:name="Medium Grid 3" w:semiHidden="0" w:uiPriority="69" w:unhideWhenUsed="0"/>
+    <w:lsdException w:name="Dark List" w:semiHidden="0" w:uiPriority="70" w:unhideWhenUsed="0"/>
+    <w:lsdException w:name="Colorful Shading" w:semiHidden="0" w:uiPriority="71" w:unhideWhenUsed="0"/>
+    <w:lsdException w:name="Colorful List" w:semiHidden="0" w:uiPriority="72" w:unhideWhenUsed="0"/>
+    <w:lsdException w:name="Colorful Grid" w:semiHidden="0" w:uiPriority="73" w:unhideWhenUsed="0"/>
+    <w:lsdException w:name="Light Shading Accent 1" w:semiHidden="0" w:uiPriority="60" w:unhideWhenUsed="0"/>
+    <w:lsdException w:name="Light List Accent 1" w:semiHidden="0" w:uiPriority="61" w:unhideWhenUsed="0"/>
+    <w:lsdException w:name="Light Grid Accent 1" w:semiHidden="0" w:uiPriority="62" w:unhideWhenUsed="0"/>
+    <w:lsdException w:name="Medium Shading 1 Accent 1" w:semiHidden="0" w:uiPriority="63" w:unhideWhenUsed="0"/>
+    <w:lsdException w:name="Medium Shading 2 Accent 1" w:semiHidden="0" w:uiPriority="64" w:unhideWhenUsed="0"/>
+    <w:lsdException w:name="Medium List 1 Accent 1" w:semiHidden="0" w:uiPriority="65" w:unhideWhenUsed="0"/>
+    <w:lsdException w:name="Revision" w:unhideWhenUsed="0"/>
+    <w:lsdException w:name="List Paragraph" w:semiHidden="0" w:uiPriority="34" w:unhideWhenUsed="0" w:qFormat="1"/>
+    <w:lsdException w:name="Quote" w:semiHidden="0" w:uiPriority="29" w:unhideWhenUsed="0" w:qFormat="1"/>
+    <w:lsdException w:name="Intense Quote" w:semiHidden="0" w:uiPriority="30" w:unhideWhenUsed="0" w:qFormat="1"/>
+    <w:lsdException w:name="Medium List 2 Accent 1" w:semiHidden="0" w:uiPriority="66" w:unhideWhenUsed="0"/>
+    <w:lsdException w:name="Medium Grid 1 Accent 1" w:semiHidden="0" w:uiPriority="67" w:unhideWhenUsed="0"/>
+    <w:lsdException w:name="Medium Grid 2 Accent 1" w:semiHidden="0" w:uiPriority="68" w:unhideWhenUsed="0"/>
+    <w:lsdException w:name="Medium Grid 3 Accent 1" w:semiHidden="0" w:uiPriority="69" w:unhideWhenUsed="0"/>
+    <w:lsdException w:name="Dark List Accent 1" w:semiHidden="0" w:uiPriority="70" w:unhideWhenUsed="0"/>
+    <w:lsdException w:name="Colorful Shading Accent 1" w:semiHidden="0" w:uiPriority="71" w:unhideWhenUsed="0"/>
+    <w:lsdException w:name="Colorful List Accent 1" w:semiHidden="0" w:uiPriority="72" w:unhideWhenUsed="0"/>
+    <w:lsdException w:name="Colorful Grid Accent 1" w:semiHidden="0" w:uiPriority="73" w:unhideWhenUsed="0"/>
+    <w:lsdException w:name="Light Shading Accent 2" w:semiHidden="0" w:uiPriority="60" w:unhideWhenUsed="0"/>
+    <w:lsdException w:name="Light List Accent 2" w:semiHidden="0" w:uiPriority="61" w:unhideWhenUsed="0"/>
+    <w:lsdException w:name="Light Grid Accent 2" w:semiHidden="0" w:uiPriority="62" w:unhideWhenUsed="0"/>
+    <w:lsdException w:name="Medium Shading 1 Accent 2" w:semiHidden="0" w:uiPriority="63" w:unhideWhenUsed="0"/>
+    <w:lsdException w:name="Medium Shading 2 Accent 2" w:semiHidden="0" w:uiPriority="64" w:unhideWhenUsed="0"/>
+    <w:lsdException w:name="Medium List 1 Accent 2" w:semiHidden="0" w:uiPriority="65" w:unhideWhenUsed="0"/>
+    <w:lsdException w:name="Medium List 2 Accent 2" w:semiHidden="0" w:uiPriority="66" w:unhideWhenUsed="0"/>
+    <w:lsdException w:name="Medium Grid 1 Accent 2" w:semiHidden="0" w:uiPriority="67" w:unhideWhenUsed="0"/>
+    <w:lsdException w:name="Medium Grid 2 Accent 2" w:semiHidden="0" w:uiPriority="68" w:unhideWhenUsed="0"/>
+    <w:lsdException w:name="Medium Grid 3 Accent 2" w:semiHidden="0" w:uiPriority="69" w:unhideWhenUsed="0"/>
+    <w:lsdException w:name="Dark List Accent 2" w:semiHidden="0" w:uiPriority="70" w:unhideWhenUsed="0"/>
+    <w:lsdException w:name="Colorful Shading Accent 2" w:semiHidden="0" w:uiPriority="71" w:unhideWhenUsed="0"/>
+    <w:lsdException w:name="Colorful List Accent 2" w:semiHidden="0" w:uiPriority="72" w:unhideWhenUsed="0"/>
+    <w:lsdException w:name="Colorful Grid Accent 2" w:semiHidden="0" w:uiPriority="73" w:unhideWhenUsed="0"/>
+    <w:lsdException w:name="Light Shading Accent 3" w:semiHidden="0" w:uiPriority="60" w:unhideWhenUsed="0"/>
+    <w:lsdException w:name="Light List Accent 3" w:semiHidden="0" w:uiPriority="61" w:unhideWhenUsed="0"/>
+    <w:lsdException w:name="Light Grid Accent 3" w:semiHidden="0" w:uiPriority="62" w:unhideWhenUsed="0"/>
+    <w:lsdException w:name="Medium Shading 1 Accent 3" w:semiHidden="0" w:uiPriority="63" w:unhideWhenUsed="0"/>
+    <w:lsdException w:name="Medium Shading 2 Accent 3" w:semiHidden="0" w:uiPriority="64" w:unhideWhenUsed="0"/>
+    <w:lsdException w:name="Medium List 1 Accent 3" w:semiHidden="0" w:uiPriority="65" w:unhideWhenUsed="0"/>
+    <w:lsdException w:name="Medium List 2 Accent 3" w:semiHidden="0" w:uiPriority="66" w:unhideWhenUsed="0"/>
+    <w:lsdException w:name="Medium Grid 1 Accent 3" w:semiHidden="0" w:uiPriority="67" w:unhideWhenUsed="0"/>
+    <w:lsdException w:name="Medium Grid 2 Accent 3" w:semiHidden="0" w:uiPriority="68" w:unhideWhenUsed="0"/>
+    <w:lsdException w:name="Medium Grid 3 Accent 3" w:semiHidden="0" w:uiPriority="69" w:unhideWhenUsed="0"/>
+    <w:lsdException w:name="Dark List Accent 3" w:semiHidden="0" w:uiPriority="70" w:unhideWhenUsed="0"/>
+    <w:lsdException w:name="Colorful Shading Accent 3" w:semiHidden="0" w:uiPriority="71" w:unhideWhenUsed="0"/>
+    <w:lsdException w:name="Colorful List Accent 3" w:semiHidden="0" w:uiPriority="72" w:unhideWhenUsed="0"/>
+    <w:lsdException w:name="Colorful Grid Accent 3" w:semiHidden="0" w:uiPriority="73" w:unhideWhenUsed="0"/>
+    <w:lsdException w:name="Light Shading Accent 4" w:semiHidden="0" w:uiPriority="60" w:unhideWhenUsed="0"/>
+    <w:lsdException w:name="Light List Accent 4" w:semiHidden="0" w:uiPriority="61" w:unhideWhenUsed="0"/>
+    <w:lsdException w:name="Light Grid Accent 4" w:semiHidden="0" w:uiPriority="62" w:unhideWhenUsed="0"/>
+    <w:lsdException w:name="Medium Shading 1 Accent 4" w:semiHidden="0" w:uiPriority="63" w:unhideWhenUsed="0"/>
+    <w:lsdException w:name="Medium Shading 2 Accent 4" w:semiHidden="0" w:uiPriority="64" w:unhideWhenUsed="0"/>
+    <w:lsdException w:name="Medium List 1 Accent 4" w:semiHidden="0" w:uiPriority="65" w:unhideWhenUsed="0"/>
+    <w:lsdException w:name="Medium List 2 Accent 4" w:semiHidden="0" w:uiPriority="66" w:unhideWhenUsed="0"/>
+    <w:lsdException w:name="Medium Grid 1 Accent 4" w:semiHidden="0" w:uiPriority="67" w:unhideWhenUsed="0"/>
+    <w:lsdException w:name="Medium Grid 2 Accent 4" w:semiHidden="0" w:uiPriority="68" w:unhideWhenUsed="0"/>
+    <w:lsdException w:name="Medium Grid 3 Accent 4" w:semiHidden="0" w:uiPriority="69" w:unhideWhenUsed="0"/>
+    <w:lsdException w:name="Dark List Accent 4" w:semiHidden="0" w:uiPriority="70" w:unhideWhenUsed="0"/>
+    <w:lsdException w:name="Colorful Shading Accent 4" w:semiHidden="0" w:uiPriority="71" w:unhideWhenUsed="0"/>
+    <w:lsdException w:name="Colorful List Accent 4" w:semiHidden="0" w:uiPriority="72" w:unhideWhenUsed="0"/>
+    <w:lsdException w:name="Colorful Grid Accent 4" w:semiHidden="0" w:uiPriority="73" w:unhideWhenUsed="0"/>
+    <w:lsdException w:name="Light Shading Accent 5" w:semiHidden="0" w:uiPriority="60" w:unhideWhenUsed="0"/>
+    <w:lsdException w:name="Light List Accent 5" w:semiHidden="0" w:uiPriority="61" w:unhideWhenUsed="0"/>
+    <w:lsdException w:name="Light Grid Accent 5" w:semiHidden="0" w:uiPriority="62" w:unhideWhenUsed="0"/>
+    <w:lsdException w:name="Medium Shading 1 Accent 5" w:semiHidden="0" w:uiPriority="63" w:unhideWhenUsed="0"/>
+    <w:lsdException w:name="Medium Shading 2 Accent 5" w:semiHidden="0" w:uiPriority="64" w:unhideWhenUsed="0"/>
+    <w:lsdException w:name="Medium List 1 Accent 5" w:semiHidden="0" w:uiPriority="65" w:unhideWhenUsed="0"/>
+    <w:lsdException w:name="Medium List 2 Accent 5" w:semiHidden="0" w:uiPriority="66" w:unhideWhenUsed="0"/>
+    <w:lsdException w:name="Medium Grid 1 Accent 5" w:semiHidden="0" w:uiPriority="67" w:unhideWhenUsed="0"/>
+    <w:lsdException w:name="Medium Grid 2 Accent 5" w:semiHidden="0" w:uiPriority="68" w:unhideWhenUsed="0"/>
+    <w:lsdException w:name="Medium Grid 3 Accent 5" w:semiHidden="0" w:uiPriority="69" w:unhideWhenUsed="0"/>
+    <w:lsdException w:name="Dark List Accent 5" w:semiHidden="0" w:uiPriority="70" w:unhideWhenUsed="0"/>
+    <w:lsdException w:name="Colorful Shading Accent 5" w:semiHidden="0" w:uiPriority="71" w:unhideWhenUsed="0"/>
+    <w:lsdException w:name="Colorful List Accent 5" w:semiHidden="0" w:uiPriority="72" w:unhideWhenUsed="0"/>
+    <w:lsdException w:name="Colorful Grid Accent 5" w:semiHidden="0" w:uiPriority="73" w:unhideWhenUsed="0"/>
+    <w:lsdException w:name="Light Shading Accent 6" w:semiHidden="0" w:uiPriority="60" w:unhideWhenUsed="0"/>
+    <w:lsdException w:name="Light List Accent 6" w:semiHidden="0" w:uiPriority="61" w:unhideWhenUsed="0"/>
+    <w:lsdException w:name="Light Grid Accent 6" w:semiHidden="0" w:uiPriority="62" w:unhideWhenUsed="0"/>
+    <w:lsdException w:name="Medium Shading 1 Accent 6" w:semiHidden="0" w:uiPriority="63" w:unhideWhenUsed="0"/>
+    <w:lsdException w:name="Medium Shading 2 Accent 6" w:semiHidden="0" w:uiPriority="64" w:unhideWhenUsed="0"/>
+    <w:lsdException w:name="Medium List 1 Accent 6" w:semiHidden="0" w:uiPriority="65" w:unhideWhenUsed="0"/>
+    <w:lsdException w:name="Medium List 2 Accent 6" w:semiHidden="0" w:uiPriority="66" w:unhideWhenUsed="0"/>
+    <w:lsdException w:name="Medium Grid 1 Accent 6" w:semiHidden="0" w:uiPriority="67" w:unhideWhenUsed="0"/>
+    <w:lsdException w:name="Medium Grid 2 Accent 6" w:semiHidden="0" w:uiPriority="68" w:unhideWhenUsed="0"/>
+    <w:lsdException w:name="Medium Grid 3 Accent 6" w:semiHidden="0" w:uiPriority="69" w:unhideWhenUsed="0"/>
+    <w:lsdException w:name="Dark List Accent 6" w:semiHidden="0" w:uiPriority="70" w:unhideWhenUsed="0"/>
+    <w:lsdException w:name="Colorful Shading Accent 6" w:semiHidden="0" w:uiPriority="71" w:unhideWhenUsed="0"/>
+    <w:lsdException w:name="Colorful List Accent 6" w:semiHidden="0" w:uiPriority="72" w:unhideWhenUsed="0"/>
+    <w:lsdException w:name="Colorful Grid Accent 6" w:semiHidden="0" w:uiPriority="73" w:unhideWhenUsed="0"/>
+    <w:lsdException w:name="Subtle Emphasis" w:semiHidden="0" w:uiPriority="19" w:unhideWhenUsed="0" w:qFormat="1"/>
+    <w:lsdException w:name="Intense Emphasis" w:semiHidden="0" w:uiPriority="21" w:unhideWhenUsed="0" w:qFormat="1"/>
+    <w:lsdException w:name="Subtle Reference" w:semiHidden="0" w:uiPriority="31" w:unhideWhenUsed="0" w:qFormat="1"/>
+    <w:lsdException w:name="Intense Reference" w:semiHidden="0" w:uiPriority="32" w:unhideWhenUsed="0" w:qFormat="1"/>
+    <w:lsdException w:name="Book Title" w:semiHidden="0" w:uiPriority="33" w:unhideWhenUsed="0" w:qFormat="1"/>
+    <w:lsdException w:name="Bibliography" w:uiPriority="37"/>
+    <w:lsdException w:name="TOC Heading" w:uiPriority="39" w:qFormat="1"/>
+  </w:latentStyles>
+  <w:style w:type="paragraph" w:default="1" w:styleId="a">
+    <w:name w:val="Normal"/>
+    <w:qFormat/>
+    <w:pPr>
+      <w:widowControl w:val="0"/>
+      <w:jc w:val="both"/>
+    </w:pPr>
+  </w:style>
+  <w:style w:type="character" w:default="1" w:styleId="a0">
+    <w:name w:val="Default Paragraph Font"/>
+    <w:uiPriority w:val="1"/>
+    <w:semiHidden/>
+    <w:unhideWhenUsed/>
+  </w:style>
+  <w:style w:type="table" w:default="1" w:styleId="a1">
+    <w:name w:val="Normal Table"/>
+    <w:uiPriority w:val="99"/>
+    <w:semiHidden/>
+    <w:unhideWhenUsed/>
+    <w:tblPr>
+      <w:tblInd w:w="0" w:type="dxa"/>
+      <w:tblCellMar>
+        <w:top w:w="0" w:type="dxa"/>
+        <w:left w:w="108" w:type="dxa"/>
+        <w:bottom w:w="0" w:type="dxa"/>
+        <w:right w:w="108" w:type="dxa"/>
+      </w:tblCellMar>
+    </w:tblPr>
+  </w:style>
+  <w:style w:type="numbering" w:default="1" w:styleId="a2">
+    <w:name w:val="No List"/>
+    <w:uiPriority w:val="99"/>
+    <w:semiHidden/>
+    <w:unhideWhenUsed/>
+  </w:style>
+  <w:style w:type="paragraph" w:styleId="a3">
+    <w:name w:val="Balloon Text"/>
+    <w:basedOn w:val="a"/>
+    <w:link w:val="a4"/>
+    <w:uiPriority w:val="99"/>
+    <w:semiHidden/>
+    <w:unhideWhenUsed/>
+    <w:rsid w:val="002304EA"/>
+    <w:rPr>
+      <w:rFonts w:asciiTheme="majorHAnsi" w:eastAsiaTheme="majorEastAsia" w:hAnsiTheme="majorHAnsi" w:cstheme="majorBidi"/>
+      <w:sz w:val="18"/>
+      <w:szCs w:val="18"/>
+    </w:rPr>
+  </w:style>
+  <w:style w:type="character" w:customStyle="1" w:styleId="a4">
+    <w:name w:val="吹き出し (文字)"/>
+    <w:basedOn w:val="a0"/>
+    <w:link w:val="a3"/>
+    <w:uiPriority w:val="99"/>
+    <w:semiHidden/>
+    <w:rsid w:val="002304EA"/>
+    <w:rPr>
+      <w:rFonts w:asciiTheme="majorHAnsi" w:eastAsiaTheme="majorEastAsia" w:hAnsiTheme="majorHAnsi" w:cstheme="majorBidi"/>
+      <w:sz w:val="18"/>
+      <w:szCs w:val="18"/>
+    </w:rPr>
+  </w:style>
+  <w:style w:type="table" w:styleId="a5">
+    <w:name w:val="Table Grid"/>
+    <w:basedOn w:val="a1"/>
+    <w:uiPriority w:val="59"/>
+    <w:rsid w:val="005449FC"/>
+    <w:tblPr>
+      <w:tblBorders>
+        <w:top w:val="single" w:sz="4" w:space="0" w:color="auto"/>
+        <w:left w:val="single" w:sz="4" w:space="0" w:color="auto"/>
+        <w:bottom w:val="single" w:sz="4" w:space="0" w:color="auto"/>
+        <w:right w:val="single" w:sz="4" w:space="0" w:color="auto"/>
+        <w:insideH w:val="single" w:sz="4" w:space="0" w:color="auto"/>
+        <w:insideV w:val="single" w:sz="4" w:space="0" w:color="auto"/>
+      </w:tblBorders>
+    </w:tblPr>
+  </w:style>
+  <w:style w:type="paragraph" w:styleId="a6">
+    <w:name w:val="List Paragraph"/>
+    <w:basedOn w:val="a"/>
+    <w:uiPriority w:val="34"/>
+    <w:qFormat/>
+    <w:rsid w:val="00755110"/>
+    <w:pPr>
+      <w:ind w:leftChars="400" w:left="840"/>
+    </w:pPr>
+  </w:style>
+  <w:style w:type="paragraph" w:styleId="a7">
+    <w:name w:val="header"/>
+    <w:basedOn w:val="a"/>
+    <w:link w:val="a8"/>
+    <w:uiPriority w:val="99"/>
+    <w:unhideWhenUsed/>
+    <w:rsid w:val="00805020"/>
+    <w:pPr>
+      <w:tabs>
+        <w:tab w:val="center" w:pos="4252"/>
+        <w:tab w:val="right" w:pos="8504"/>
+      </w:tabs>
+      <w:snapToGrid w:val="0"/>
+    </w:pPr>
+  </w:style>
+  <w:style w:type="character" w:customStyle="1" w:styleId="a8">
+    <w:name w:val="ヘッダー (文字)"/>
+    <w:basedOn w:val="a0"/>
+    <w:link w:val="a7"/>
+    <w:uiPriority w:val="99"/>
+    <w:rsid w:val="00805020"/>
+  </w:style>
+  <w:style w:type="paragraph" w:styleId="a9">
+    <w:name w:val="footer"/>
+    <w:basedOn w:val="a"/>
+    <w:link w:val="aa"/>
+    <w:uiPriority w:val="99"/>
+    <w:unhideWhenUsed/>
+    <w:rsid w:val="00805020"/>
+    <w:pPr>
+      <w:tabs>
+        <w:tab w:val="center" w:pos="4252"/>
+        <w:tab w:val="right" w:pos="8504"/>
+      </w:tabs>
+      <w:snapToGrid w:val="0"/>
+    </w:pPr>
+  </w:style>
+  <w:style w:type="character" w:customStyle="1" w:styleId="aa">
+    <w:name w:val="フッター (文字)"/>
+    <w:basedOn w:val="a0"/>
+    <w:link w:val="a9"/>
+    <w:uiPriority w:val="99"/>
+    <w:rsid w:val="00805020"/>
+  </w:style>
+  <w:style w:type="character" w:styleId="ab">
+    <w:name w:val="Hyperlink"/>
+    <w:basedOn w:val="a0"/>
+    <w:uiPriority w:val="99"/>
+    <w:unhideWhenUsed/>
+    <w:rsid w:val="004F3758"/>
+    <w:rPr>
+      <w:color w:val="0000FF" w:themeColor="hyperlink"/>
+      <w:u w:val="single"/>
+    </w:rPr>
+  </w:style>
+  <w:style w:type="character" w:styleId="ac">
+    <w:name w:val="FollowedHyperlink"/>
+    <w:basedOn w:val="a0"/>
+    <w:uiPriority w:val="99"/>
+    <w:semiHidden/>
+    <w:unhideWhenUsed/>
+    <w:rsid w:val="00613AB6"/>
+    <w:rPr>
+      <w:color w:val="800080" w:themeColor="followedHyperlink"/>
+      <w:u w:val="single"/>
+    </w:rPr>
+  </w:style>
+  <w:style w:type="paragraph" w:styleId="ad">
+    <w:name w:val="Revision"/>
+    <w:hidden/>
+    <w:uiPriority w:val="99"/>
+    <w:semiHidden/>
+    <w:rsid w:val="0029498A"/>
+  </w:style>
+  <w:style w:type="character" w:styleId="ae">
+    <w:name w:val="annotation reference"/>
+    <w:basedOn w:val="a0"/>
+    <w:uiPriority w:val="99"/>
+    <w:semiHidden/>
+    <w:unhideWhenUsed/>
+    <w:rsid w:val="00C31A3F"/>
+    <w:rPr>
+      <w:sz w:val="18"/>
+      <w:szCs w:val="18"/>
+    </w:rPr>
+  </w:style>
+  <w:style w:type="paragraph" w:styleId="af">
+    <w:name w:val="annotation text"/>
+    <w:basedOn w:val="a"/>
+    <w:link w:val="af0"/>
+    <w:uiPriority w:val="99"/>
+    <w:unhideWhenUsed/>
+    <w:rsid w:val="00C31A3F"/>
+    <w:pPr>
+      <w:jc w:val="left"/>
+    </w:pPr>
+  </w:style>
+  <w:style w:type="character" w:customStyle="1" w:styleId="af0">
+    <w:name w:val="コメント文字列 (文字)"/>
+    <w:basedOn w:val="a0"/>
+    <w:link w:val="af"/>
+    <w:uiPriority w:val="99"/>
+    <w:rsid w:val="00C31A3F"/>
+  </w:style>
+  <w:style w:type="paragraph" w:styleId="af1">
+    <w:name w:val="annotation subject"/>
+    <w:basedOn w:val="af"/>
+    <w:next w:val="af"/>
+    <w:link w:val="af2"/>
+    <w:uiPriority w:val="99"/>
+    <w:semiHidden/>
+    <w:unhideWhenUsed/>
+    <w:rsid w:val="00C31A3F"/>
+    <w:rPr>
+      <w:b/>
+      <w:bCs/>
+    </w:rPr>
+  </w:style>
+  <w:style w:type="character" w:customStyle="1" w:styleId="af2">
+    <w:name w:val="コメント内容 (文字)"/>
+    <w:basedOn w:val="af0"/>
+    <w:link w:val="af1"/>
+    <w:uiPriority w:val="99"/>
+    <w:semiHidden/>
+    <w:rsid w:val="00C31A3F"/>
+    <w:rPr>
+      <w:b/>
+      <w:bCs/>
+    </w:rPr>
+  </w:style>
+</w:styles>
+</file>
+
+<file path=word/stylesWithEffects.xml><?xml version="1.0" encoding="utf-8"?>
+<w:styles xmlns:wpc="http://schemas.microsoft.com/office/word/2010/wordprocessingCanvas" xmlns:mc="http://schemas.openxmlformats.org/markup-compatibility/2006" xmlns:o="urn:schemas-microsoft-com:office:office" xmlns:r="http://schemas.openxmlformats.org/officeDocument/2006/relationships" xmlns:m="http://schemas.openxmlformats.org/officeDocument/2006/math" xmlns:v="urn:schemas-microsoft-com:vml" xmlns:wp14="http://schemas.microsoft.com/office/word/2010/wordprocessingDrawing" xmlns:wp="http://schemas.openxmlformats.org/drawingml/2006/wordprocessingDrawing" xmlns:w10="urn:schemas-microsoft-com:office:word" xmlns:w="http://schemas.openxmlformats.org/wordprocessingml/2006/main" xmlns:w14="http://schemas.microsoft.com/office/word/2010/wordml" xmlns:wpg="http://schemas.microsoft.com/office/word/2010/wordprocessingGroup" xmlns:wpi="http://schemas.microsoft.com/office/word/2010/wordprocessingInk" xmlns:wne="http://schemas.microsoft.com/office/word/2006/wordml" xmlns:wps="http://schemas.microsoft.com/office/word/2010/wordprocessingShape" mc:Ignorable="w14 wp14">
+  <w:docDefaults>
+    <w:rPrDefault>
+      <w:rPr>
+        <w:rFonts w:asciiTheme="minorHAnsi" w:eastAsiaTheme="minorEastAsia" w:hAnsiTheme="minorHAnsi" w:cstheme="minorBidi"/>
+        <w:kern w:val="2"/>
+        <w:sz w:val="21"/>
+        <w:szCs w:val="22"/>
+        <w:lang w:val="en-US" w:eastAsia="ja-JP" w:bidi="ar-SA"/>
+      </w:rPr>
+    </w:rPrDefault>
+    <w:pPrDefault/>
+  </w:docDefaults>
+  <w:latentStyles w:defLockedState="0" w:defUIPriority="99" w:defSemiHidden="1" w:defUnhideWhenUsed="1" w:defQFormat="0" w:count="267">
+    <w:lsdException w:name="Normal" w:semiHidden="0" w:uiPriority="0" w:unhideWhenUsed="0" w:qFormat="1"/>
+    <w:lsdException w:name="heading 1" w:semiHidden="0" w:uiPriority="9" w:unhideWhenUsed="0" w:qFormat="1"/>
+    <w:lsdException w:name="heading 2" w:uiPriority="9" w:qFormat="1"/>
+    <w:lsdException w:name="heading 3" w:uiPriority="9" w:qFormat="1"/>
+    <w:lsdException w:name="heading 4" w:uiPriority="9" w:qFormat="1"/>
+    <w:lsdException w:name="heading 5" w:uiPriority="9" w:qFormat="1"/>
+    <w:lsdException w:name="heading 6" w:uiPriority="9" w:qFormat="1"/>
+    <w:lsdException w:name="heading 7" w:uiPriority="9" w:qFormat="1"/>
+    <w:lsdException w:name="heading 8" w:uiPriority="9" w:qFormat="1"/>
+    <w:lsdException w:name="heading 9" w:uiPriority="9" w:qFormat="1"/>
+    <w:lsdException w:name="toc 1" w:uiPriority="39"/>
+    <w:lsdException w:name="toc 2" w:uiPriority="39"/>
+    <w:lsdException w:name="toc 3" w:uiPriority="39"/>
+    <w:lsdException w:name="toc 4" w:uiPriority="39"/>
+    <w:lsdException w:name="toc 5" w:uiPriority="39"/>
+    <w:lsdException w:name="toc 6" w:uiPriority="39"/>
+    <w:lsdException w:name="toc 7" w:uiPriority="39"/>
+    <w:lsdException w:name="toc 8" w:uiPriority="39"/>
+    <w:lsdException w:name="toc 9" w:uiPriority="39"/>
+    <w:lsdException w:name="caption" w:uiPriority="35" w:qFormat="1"/>
+    <w:lsdException w:name="Title" w:semiHidden="0" w:uiPriority="10" w:unhideWhenUsed="0" w:qFormat="1"/>
+    <w:lsdException w:name="Default Paragraph Font" w:uiPriority="1"/>
+    <w:lsdException w:name="Subtitle" w:semiHidden="0" w:uiPriority="11" w:unhideWhenUsed="0" w:qFormat="1"/>
+    <w:lsdException w:name="Strong" w:semiHidden="0" w:uiPriority="22" w:unhideWhenUsed="0" w:qFormat="1"/>
+    <w:lsdException w:name="Emphasis" w:semiHidden="0" w:uiPriority="20" w:unhideWhenUsed="0" w:qFormat="1"/>
+    <w:lsdException w:name="Table Grid" w:semiHidden="0" w:uiPriority="59" w:unhideWhenUsed="0"/>
+    <w:lsdException w:name="Placeholder Text" w:unhideWhenUsed="0"/>
+    <w:lsdException w:name="No Spacing" w:semiHidden="0" w:uiPriority="1" w:unhideWhenUsed="0" w:qFormat="1"/>
+    <w:lsdException w:name="Light Shading" w:semiHidden="0" w:uiPriority="60" w:unhideWhenUsed="0"/>
+    <w:lsdException w:name="Light List" w:semiHidden="0" w:uiPriority="61" w:unhideWhenUsed="0"/>
+    <w:lsdException w:name="Light Grid" w:semiHidden="0" w:uiPriority="62" w:unhideWhenUsed="0"/>
+    <w:lsdException w:name="Medium Shading 1" w:semiHidden="0" w:uiPriority="63" w:unhideWhenUsed="0"/>
+    <w:lsdException w:name="Medium Shading 2" w:semiHidden="0" w:uiPriority="64" w:unhideWhenUsed="0"/>
+    <w:lsdException w:name="Medium List 1" w:semiHidden="0" w:uiPriority="65" w:unhideWhenUsed="0"/>
+    <w:lsdException w:name="Medium List 2" w:semiHidden="0" w:uiPriority="66" w:unhideWhenUsed="0"/>
+    <w:lsdException w:name="Medium Grid 1" w:semiHidden="0" w:uiPriority="67" w:unhideWhenUsed="0"/>
+    <w:lsdException w:name="Medium Grid 2" w:semiHidden="0" w:uiPriority="68" w:unhideWhenUsed="0"/>
+    <w:lsdException w:name="Medium Grid 3" w:semiHidden="0" w:uiPriority="69" w:unhideWhenUsed="0"/>
+    <w:lsdException w:name="Dark List" w:semiHidden="0" w:uiPriority="70" w:unhideWhenUsed="0"/>
+    <w:lsdException w:name="Colorful Shading" w:semiHidden="0" w:uiPriority="71" w:unhideWhenUsed="0"/>
+    <w:lsdException w:name="Colorful List" w:semiHidden="0" w:uiPriority="72" w:unhideWhenUsed="0"/>
+    <w:lsdException w:name="Colorful Grid" w:semiHidden="0" w:uiPriority="73" w:unhideWhenUsed="0"/>
+    <w:lsdException w:name="Light Shading Accent 1" w:semiHidden="0" w:uiPriority="60" w:unhideWhenUsed="0"/>
+    <w:lsdException w:name="Light List Accent 1" w:semiHidden="0" w:uiPriority="61" w:unhideWhenUsed="0"/>
+    <w:lsdException w:name="Light Grid Accent 1" w:semiHidden="0" w:uiPriority="62" w:unhideWhenUsed="0"/>
+    <w:lsdException w:name="Medium Shading 1 Accent 1" w:semiHidden="0" w:uiPriority="63" w:unhideWhenUsed="0"/>
+    <w:lsdException w:name="Medium Shading 2 Accent 1" w:semiHidden="0" w:uiPriority="64" w:unhideWhenUsed="0"/>
+    <w:lsdException w:name="Medium List 1 Accent 1" w:semiHidden="0" w:uiPriority="65" w:unhideWhenUsed="0"/>
+    <w:lsdException w:name="Revision" w:unhideWhenUsed="0"/>
+    <w:lsdException w:name="List Paragraph" w:semiHidden="0" w:uiPriority="34" w:unhideWhenUsed="0" w:qFormat="1"/>
+    <w:lsdException w:name="Quote" w:semiHidden="0" w:uiPriority="29" w:unhideWhenUsed="0" w:qFormat="1"/>
+    <w:lsdException w:name="Intense Quote" w:semiHidden="0" w:uiPriority="30" w:unhideWhenUsed="0" w:qFormat="1"/>
+    <w:lsdException w:name="Medium List 2 Accent 1" w:semiHidden="0" w:uiPriority="66" w:unhideWhenUsed="0"/>
+    <w:lsdException w:name="Medium Grid 1 Accent 1" w:semiHidden="0" w:uiPriority="67" w:unhideWhenUsed="0"/>
+    <w:lsdException w:name="Medium Grid 2 Accent 1" w:semiHidden="0" w:uiPriority="68" w:unhideWhenUsed="0"/>
+    <w:lsdException w:name="Medium Grid 3 Accent 1" w:semiHidden="0" w:uiPriority="69" w:unhideWhenUsed="0"/>
+    <w:lsdException w:name="Dark List Accent 1" w:semiHidden="0" w:uiPriority="70" w:unhideWhenUsed="0"/>
+    <w:lsdException w:name="Colorful Shading Accent 1" w:semiHidden="0" w:uiPriority="71" w:unhideWhenUsed="0"/>
+    <w:lsdException w:name="Colorful List Accent 1" w:semiHidden="0" w:uiPriority="72" w:unhideWhenUsed="0"/>
+    <w:lsdException w:name="Colorful Grid Accent 1" w:semiHidden="0" w:uiPriority="73" w:unhideWhenUsed="0"/>
+    <w:lsdException w:name="Light Shading Accent 2" w:semiHidden="0" w:uiPriority="60" w:unhideWhenUsed="0"/>
+    <w:lsdException w:name="Light List Accent 2" w:semiHidden="0" w:uiPriority="61" w:unhideWhenUsed="0"/>
+    <w:lsdException w:name="Light Grid Accent 2" w:semiHidden="0" w:uiPriority="62" w:unhideWhenUsed="0"/>
+    <w:lsdException w:name="Medium Shading 1 Accent 2" w:semiHidden="0" w:uiPriority="63" w:unhideWhenUsed="0"/>
+    <w:lsdException w:name="Medium Shading 2 Accent 2" w:semiHidden="0" w:uiPriority="64" w:unhideWhenUsed="0"/>
+    <w:lsdException w:name="Medium List 1 Accent 2" w:semiHidden="0" w:uiPriority="65" w:unhideWhenUsed="0"/>
+    <w:lsdException w:name="Medium List 2 Accent 2" w:semiHidden="0" w:uiPriority="66" w:unhideWhenUsed="0"/>
+    <w:lsdException w:name="Medium Grid 1 Accent 2" w:semiHidden="0" w:uiPriority="67" w:unhideWhenUsed="0"/>
+    <w:lsdException w:name="Medium Grid 2 Accent 2" w:semiHidden="0" w:uiPriority="68" w:unhideWhenUsed="0"/>
+    <w:lsdException w:name="Medium Grid 3 Accent 2" w:semiHidden="0" w:uiPriority="69" w:unhideWhenUsed="0"/>
+    <w:lsdException w:name="Dark List Accent 2" w:semiHidden="0" w:uiPriority="70" w:unhideWhenUsed="0"/>
+    <w:lsdException w:name="Colorful Shading Accent 2" w:semiHidden="0" w:uiPriority="71" w:unhideWhenUsed="0"/>
+    <w:lsdException w:name="Colorful List Accent 2" w:semiHidden="0" w:uiPriority="72" w:unhideWhenUsed="0"/>
+    <w:lsdException w:name="Colorful Grid Accent 2" w:semiHidden="0" w:uiPriority="73" w:unhideWhenUsed="0"/>
+    <w:lsdException w:name="Light Shading Accent 3" w:semiHidden="0" w:uiPriority="60" w:unhideWhenUsed="0"/>
+    <w:lsdException w:name="Light List Accent 3" w:semiHidden="0" w:uiPriority="61" w:unhideWhenUsed="0"/>
+    <w:lsdException w:name="Light Grid Accent 3" w:semiHidden="0" w:uiPriority="62" w:unhideWhenUsed="0"/>
+    <w:lsdException w:name="Medium Shading 1 Accent 3" w:semiHidden="0" w:uiPriority="63" w:unhideWhenUsed="0"/>
+    <w:lsdException w:name="Medium Shading 2 Accent 3" w:semiHidden="0" w:uiPriority="64" w:unhideWhenUsed="0"/>
+    <w:lsdException w:name="Medium List 1 Accent 3" w:semiHidden="0" w:uiPriority="65" w:unhideWhenUsed="0"/>
+    <w:lsdException w:name="Medium List 2 Accent 3" w:semiHidden="0" w:uiPriority="66" w:unhideWhenUsed="0"/>
+    <w:lsdException w:name="Medium Grid 1 Accent 3" w:semiHidden="0" w:uiPriority="67" w:unhideWhenUsed="0"/>
+    <w:lsdException w:name="Medium Grid 2 Accent 3" w:semiHidden="0" w:uiPriority="68" w:unhideWhenUsed="0"/>
+    <w:lsdException w:name="Medium Grid 3 Accent 3" w:semiHidden="0" w:uiPriority="69" w:unhideWhenUsed="0"/>
+    <w:lsdException w:name="Dark List Accent 3" w:semiHidden="0" w:uiPriority="70" w:unhideWhenUsed="0"/>
+    <w:lsdException w:name="Colorful Shading Accent 3" w:semiHidden="0" w:uiPriority="71" w:unhideWhenUsed="0"/>
+    <w:lsdException w:name="Colorful List Accent 3" w:semiHidden="0" w:uiPriority="72" w:unhideWhenUsed="0"/>
+    <w:lsdException w:name="Colorful Grid Accent 3" w:semiHidden="0" w:uiPriority="73" w:unhideWhenUsed="0"/>
+    <w:lsdException w:name="Light Shading Accent 4" w:semiHidden="0" w:uiPriority="60" w:unhideWhenUsed="0"/>
+    <w:lsdException w:name="Light List Accent 4" w:semiHidden="0" w:uiPriority="61" w:unhideWhenUsed="0"/>
+    <w:lsdException w:name="Light Grid Accent 4" w:semiHidden="0" w:uiPriority="62" w:unhideWhenUsed="0"/>
+    <w:lsdException w:name="Medium Shading 1 Accent 4" w:semiHidden="0" w:uiPriority="63" w:unhideWhenUsed="0"/>
+    <w:lsdException w:name="Medium Shading 2 Accent 4" w:semiHidden="0" w:uiPriority="64" w:unhideWhenUsed="0"/>
+    <w:lsdException w:name="Medium List 1 Accent 4" w:semiHidden="0" w:uiPriority="65" w:unhideWhenUsed="0"/>
+    <w:lsdException w:name="Medium List 2 Accent 4" w:semiHidden="0" w:uiPriority="66" w:unhideWhenUsed="0"/>
+    <w:lsdException w:name="Medium Grid 1 Accent 4" w:semiHidden="0" w:uiPriority="67" w:unhideWhenUsed="0"/>
+    <w:lsdException w:name="Medium Grid 2 Accent 4" w:semiHidden="0" w:uiPriority="68" w:unhideWhenUsed="0"/>
+    <w:lsdException w:name="Medium Grid 3 Accent 4" w:semiHidden="0" w:uiPriority="69" w:unhideWhenUsed="0"/>
+    <w:lsdException w:name="Dark List Accent 4" w:semiHidden="0" w:uiPriority="70" w:unhideWhenUsed="0"/>
+    <w:lsdException w:name="Colorful Shading Accent 4" w:semiHidden="0" w:uiPriority="71" w:unhideWhenUsed="0"/>
+    <w:lsdException w:name="Colorful List Accent 4" w:semiHidden="0" w:uiPriority="72" w:unhideWhenUsed="0"/>
+    <w:lsdException w:name="Colorful Grid Accent 4" w:semiHidden="0" w:uiPriority="73" w:unhideWhenUsed="0"/>
+    <w:lsdException w:name="Light Shading Accent 5" w:semiHidden="0" w:uiPriority="60" w:unhideWhenUsed="0"/>
+    <w:lsdException w:name="Light List Accent 5" w:semiHidden="0" w:uiPriority="61" w:unhideWhenUsed="0"/>
+    <w:lsdException w:name="Light Grid Accent 5" w:semiHidden="0" w:uiPriority="62" w:unhideWhenUsed="0"/>
+    <w:lsdException w:name="Medium Shading 1 Accent 5" w:semiHidden="0" w:uiPriority="63" w:unhideWhenUsed="0"/>
+    <w:lsdException w:name="Medium Shading 2 Accent 5" w:semiHidden="0" w:uiPriority="64" w:unhideWhenUsed="0"/>
+    <w:lsdException w:name="Medium List 1 Accent 5" w:semiHidden="0" w:uiPriority="65" w:unhideWhenUsed="0"/>
+    <w:lsdException w:name="Medium List 2 Accent 5" w:semiHidden="0" w:uiPriority="66" w:unhideWhenUsed="0"/>
+    <w:lsdException w:name="Medium Grid 1 Accent 5" w:semiHidden="0" w:uiPriority="67" w:unhideWhenUsed="0"/>
+    <w:lsdException w:name="Medium Grid 2 Accent 5" w:semiHidden="0" w:uiPriority="68" w:unhideWhenUsed="0"/>
+    <w:lsdException w:name="Medium Grid 3 Accent 5" w:semiHidden="0" w:uiPriority="69" w:unhideWhenUsed="0"/>
+    <w:lsdException w:name="Dark List Accent 5" w:semiHidden="0" w:uiPriority="70" w:unhideWhenUsed="0"/>
+    <w:lsdException w:name="Colorful Shading Accent 5" w:semiHidden="0" w:uiPriority="71" w:unhideWhenUsed="0"/>
+    <w:lsdException w:name="Colorful List Accent 5" w:semiHidden="0" w:uiPriority="72" w:unhideWhenUsed="0"/>
+    <w:lsdException w:name="Colorful Grid Accent 5" w:semiHidden="0" w:uiPriority="73" w:unhideWhenUsed="0"/>
+    <w:lsdException w:name="Light Shading Accent 6" w:semiHidden="0" w:uiPriority="60" w:unhideWhenUsed="0"/>
+    <w:lsdException w:name="Light List Accent 6" w:semiHidden="0" w:uiPriority="61" w:unhideWhenUsed="0"/>
+    <w:lsdException w:name="Light Grid Accent 6" w:semiHidden="0" w:uiPriority="62" w:unhideWhenUsed="0"/>
+    <w:lsdException w:name="Medium Shading 1 Accent 6" w:semiHidden="0" w:uiPriority="63" w:unhideWhenUsed="0"/>
+    <w:lsdException w:name="Medium Shading 2 Accent 6" w:semiHidden="0" w:uiPriority="64" w:unhideWhenUsed="0"/>
+    <w:lsdException w:name="Medium List 1 Accent 6" w:semiHidden="0" w:uiPriority="65" w:unhideWhenUsed="0"/>
+    <w:lsdException w:name="Medium List 2 Accent 6" w:semiHidden="0" w:uiPriority="66" w:unhideWhenUsed="0"/>
+    <w:lsdException w:name="Medium Grid 1 Accent 6" w:semiHidden="0" w:uiPriority="67" w:unhideWhenUsed="0"/>
+    <w:lsdException w:name="Medium Grid 2 Accent 6" w:semiHidden="0" w:uiPriority="68" w:unhideWhenUsed="0"/>
+    <w:lsdException w:name="Medium Grid 3 Accent 6" w:semiHidden="0" w:uiPriority="69" w:unhideWhenUsed="0"/>
+    <w:lsdException w:name="Dark List Accent 6" w:semiHidden="0" w:uiPriority="70" w:unhideWhenUsed="0"/>
+    <w:lsdException w:name="Colorful Shading Accent 6" w:semiHidden="0" w:uiPriority="71" w:unhideWhenUsed="0"/>
+    <w:lsdException w:name="Colorful List Accent 6" w:semiHidden="0" w:uiPriority="72" w:unhideWhenUsed="0"/>
+    <w:lsdException w:name="Colorful Grid Accent 6" w:semiHidden="0" w:uiPriority="73" w:unhideWhenUsed="0"/>
+    <w:lsdException w:name="Subtle Emphasis" w:semiHidden="0" w:uiPriority="19" w:unhideWhenUsed="0" w:qFormat="1"/>
+    <w:lsdException w:name="Intense Emphasis" w:semiHidden="0" w:uiPriority="21" w:unhideWhenUsed="0" w:qFormat="1"/>
+    <w:lsdException w:name="Subtle Reference" w:semiHidden="0" w:uiPriority="31" w:unhideWhenUsed="0" w:qFormat="1"/>
+    <w:lsdException w:name="Intense Reference" w:semiHidden="0" w:uiPriority="32" w:unhideWhenUsed="0" w:qFormat="1"/>
+    <w:lsdException w:name="Book Title" w:semiHidden="0" w:uiPriority="33" w:unhideWhenUsed="0" w:qFormat="1"/>
+    <w:lsdException w:name="Bibliography" w:uiPriority="37"/>
+    <w:lsdException w:name="TOC Heading" w:uiPriority="39" w:qFormat="1"/>
   </w:latentStyles>
   <w:style w:type="paragraph" w:default="1" w:styleId="a">
     <w:name w:val="Normal"/>
@@ -6369,7 +6340,21 @@
 </file>
 
 <file path=customXml/item1.xml><?xml version="1.0" encoding="utf-8"?>
-<b:Sources xmlns:b="http://schemas.openxmlformats.org/officeDocument/2006/bibliography" xmlns="http://schemas.openxmlformats.org/officeDocument/2006/bibliography" SelectedStyle="\APA.XSL" StyleName="APA"/>
+<p:properties xmlns:p="http://schemas.microsoft.com/office/2006/metadata/properties" xmlns:xsi="http://www.w3.org/2001/XMLSchema-instance" xmlns:pc="http://schemas.microsoft.com/office/infopath/2007/PartnerControls">
+  <documentManagement>
+    <lcf76f155ced4ddcb4097134ff3c332f xmlns="29a6e523-0dcb-4965-bc53-475866424b5d">
+      <Terms xmlns="http://schemas.microsoft.com/office/infopath/2007/PartnerControls"/>
+    </lcf76f155ced4ddcb4097134ff3c332f>
+    <TaxCatchAll xmlns="85e6e18b-26c1-4122-9e79-e6c53ac26d53" xsi:nil="true"/>
+    <Owner xmlns="29a6e523-0dcb-4965-bc53-475866424b5d">
+      <UserInfo>
+        <DisplayName/>
+        <AccountId xsi:nil="true"/>
+        <AccountType/>
+      </UserInfo>
+    </Owner>
+  </documentManagement>
+</p:properties>
 </file>
 
 <file path=customXml/item2.xml><?xml version="1.0" encoding="utf-8"?>
@@ -6606,24 +6591,6 @@
 </file>
 
 <file path=customXml/item3.xml><?xml version="1.0" encoding="utf-8"?>
-<p:properties xmlns:p="http://schemas.microsoft.com/office/2006/metadata/properties" xmlns:xsi="http://www.w3.org/2001/XMLSchema-instance" xmlns:pc="http://schemas.microsoft.com/office/infopath/2007/PartnerControls">
-  <documentManagement>
-    <lcf76f155ced4ddcb4097134ff3c332f xmlns="29a6e523-0dcb-4965-bc53-475866424b5d">
-      <Terms xmlns="http://schemas.microsoft.com/office/infopath/2007/PartnerControls"/>
-    </lcf76f155ced4ddcb4097134ff3c332f>
-    <TaxCatchAll xmlns="85e6e18b-26c1-4122-9e79-e6c53ac26d53" xsi:nil="true"/>
-    <Owner xmlns="29a6e523-0dcb-4965-bc53-475866424b5d">
-      <UserInfo>
-        <DisplayName/>
-        <AccountId xsi:nil="true"/>
-        <AccountType/>
-      </UserInfo>
-    </Owner>
-  </documentManagement>
-</p:properties>
-</file>
-
-<file path=customXml/item4.xml><?xml version="1.0" encoding="utf-8"?>
 <?mso-contentType ?>
 <FormTemplates xmlns="http://schemas.microsoft.com/sharepoint/v3/contenttype/forms">
   <Display>DocumentLibraryForm</Display>
@@ -6632,10 +6599,17 @@
 </FormTemplates>
 </file>
 
+<file path=customXml/item4.xml><?xml version="1.0" encoding="utf-8"?>
+<b:Sources xmlns:b="http://schemas.openxmlformats.org/officeDocument/2006/bibliography" xmlns="http://schemas.openxmlformats.org/officeDocument/2006/bibliography" SelectedStyle="\APA.XSL" StyleName="APA"/>
+</file>
+
 <file path=customXml/itemProps1.xml><?xml version="1.0" encoding="utf-8"?>
-<ds:datastoreItem xmlns:ds="http://schemas.openxmlformats.org/officeDocument/2006/customXml" ds:itemID="{2F8AC37B-969A-40C6-8783-B3B18155D341}">
+<ds:datastoreItem xmlns:ds="http://schemas.openxmlformats.org/officeDocument/2006/customXml" ds:itemID="{665CE1F4-A37E-47D1-AE12-C52347815BA8}">
   <ds:schemaRefs>
-    <ds:schemaRef ds:uri="http://schemas.openxmlformats.org/officeDocument/2006/bibliography"/>
+    <ds:schemaRef ds:uri="http://schemas.microsoft.com/office/2006/metadata/properties"/>
+    <ds:schemaRef ds:uri="http://schemas.microsoft.com/office/infopath/2007/PartnerControls"/>
+    <ds:schemaRef ds:uri="29a6e523-0dcb-4965-bc53-475866424b5d"/>
+    <ds:schemaRef ds:uri="85e6e18b-26c1-4122-9e79-e6c53ac26d53"/>
   </ds:schemaRefs>
 </ds:datastoreItem>
 </file>
@@ -6660,20 +6634,17 @@
 </file>
 
 <file path=customXml/itemProps3.xml><?xml version="1.0" encoding="utf-8"?>
-<ds:datastoreItem xmlns:ds="http://schemas.openxmlformats.org/officeDocument/2006/customXml" ds:itemID="{665CE1F4-A37E-47D1-AE12-C52347815BA8}">
+<ds:datastoreItem xmlns:ds="http://schemas.openxmlformats.org/officeDocument/2006/customXml" ds:itemID="{02262C71-B2EE-4550-9919-3BC0A4424545}">
   <ds:schemaRefs>
-    <ds:schemaRef ds:uri="http://schemas.microsoft.com/office/2006/metadata/properties"/>
-    <ds:schemaRef ds:uri="http://schemas.microsoft.com/office/infopath/2007/PartnerControls"/>
-    <ds:schemaRef ds:uri="29a6e523-0dcb-4965-bc53-475866424b5d"/>
-    <ds:schemaRef ds:uri="85e6e18b-26c1-4122-9e79-e6c53ac26d53"/>
+    <ds:schemaRef ds:uri="http://schemas.microsoft.com/sharepoint/v3/contenttype/forms"/>
   </ds:schemaRefs>
 </ds:datastoreItem>
 </file>
 
 <file path=customXml/itemProps4.xml><?xml version="1.0" encoding="utf-8"?>
-<ds:datastoreItem xmlns:ds="http://schemas.openxmlformats.org/officeDocument/2006/customXml" ds:itemID="{02262C71-B2EE-4550-9919-3BC0A4424545}">
+<ds:datastoreItem xmlns:ds="http://schemas.openxmlformats.org/officeDocument/2006/customXml" ds:itemID="{3A7D08DD-B35D-46A9-8A8C-3BE7B6F7E999}">
   <ds:schemaRefs>
-    <ds:schemaRef ds:uri="http://schemas.microsoft.com/sharepoint/v3/contenttype/forms"/>
+    <ds:schemaRef ds:uri="http://schemas.openxmlformats.org/officeDocument/2006/bibliography"/>
   </ds:schemaRefs>
 </ds:datastoreItem>
 </file>
--- a/PRP申請書類 自動転記ツール/99_data/テンプレート/2種関節系PRP/再生医療等提供計画の情報の公表に関する同意書2026.docx
+++ b/PRP申請書類 自動転記ツール/99_data/テンプレート/2種関節系PRP/再生医療等提供計画の情報の公表に関する同意書2026.docx
@@ -2,6 +2,8 @@
 <file path=word/document.xml><?xml version="1.0" encoding="utf-8"?>
 <w:document xmlns:wpc="http://schemas.microsoft.com/office/word/2010/wordprocessingCanvas" xmlns:mc="http://schemas.openxmlformats.org/markup-compatibility/2006" xmlns:o="urn:schemas-microsoft-com:office:office" xmlns:r="http://schemas.openxmlformats.org/officeDocument/2006/relationships" xmlns:m="http://schemas.openxmlformats.org/officeDocument/2006/math" xmlns:v="urn:schemas-microsoft-com:vml" xmlns:wp14="http://schemas.microsoft.com/office/word/2010/wordprocessingDrawing" xmlns:wp="http://schemas.openxmlformats.org/drawingml/2006/wordprocessingDrawing" xmlns:w10="urn:schemas-microsoft-com:office:word" xmlns:w="http://schemas.openxmlformats.org/wordprocessingml/2006/main" xmlns:w14="http://schemas.microsoft.com/office/word/2010/wordml" xmlns:wpg="http://schemas.microsoft.com/office/word/2010/wordprocessingGroup" xmlns:wpi="http://schemas.microsoft.com/office/word/2010/wordprocessingInk" xmlns:wne="http://schemas.microsoft.com/office/word/2006/wordml" xmlns:wps="http://schemas.microsoft.com/office/word/2010/wordprocessingShape" mc:Ignorable="w14 wp14">
   <w:body>
+    <w:bookmarkStart w:id="0" w:name="_GoBack"/>
+    <w:bookmarkEnd w:id="0"/>
     <w:p>
       <w:pPr>
         <w:spacing w:line="340" w:lineRule="exact"/>
@@ -93,7 +95,7 @@
               </wp:anchor>
             </w:drawing>
           </mc:Choice>
-          <mc:Fallback xmlns:w16se="http://schemas.microsoft.com/office/word/2015/wordml/symex" xmlns:w16sdtfl="http://schemas.microsoft.com/office/word/2024/wordml/sdtformatlock" xmlns:w16sdtdh="http://schemas.microsoft.com/office/word/2020/wordml/sdtdatahash" xmlns:w16du="http://schemas.microsoft.com/office/word/2023/wordml/word16du" xmlns:w16="http://schemas.microsoft.com/office/word/2018/wordml" xmlns:w16cid="http://schemas.microsoft.com/office/word/2016/wordml/cid" xmlns:w16cex="http://schemas.microsoft.com/office/word/2018/wordml/cex" xmlns:w15="http://schemas.microsoft.com/office/word/2012/wordml" xmlns:oel="http://schemas.microsoft.com/office/2019/extlst" xmlns:am3d="http://schemas.microsoft.com/office/drawing/2017/model3d" xmlns:aink="http://schemas.microsoft.com/office/drawing/2016/ink" xmlns:cx8="http://schemas.microsoft.com/office/drawing/2016/5/14/chartex" xmlns:cx7="http://schemas.microsoft.com/office/drawing/2016/5/13/chartex" xmlns:cx6="http://schemas.microsoft.com/office/drawing/2016/5/12/chartex" xmlns:cx5="http://schemas.microsoft.com/office/drawing/2016/5/11/chartex" xmlns:cx4="http://schemas.microsoft.com/office/drawing/2016/5/10/chartex" xmlns:cx3="http://schemas.microsoft.com/office/drawing/2016/5/9/chartex" xmlns:cx2="http://schemas.microsoft.com/office/drawing/2015/10/21/chartex" xmlns:cx1="http://schemas.microsoft.com/office/drawing/2015/9/8/chartex" xmlns:cx="http://schemas.microsoft.com/office/drawing/2014/chartex">
+          <mc:Fallback xmlns:cx="http://schemas.microsoft.com/office/drawing/2014/chartex" xmlns:cx1="http://schemas.microsoft.com/office/drawing/2015/9/8/chartex" xmlns:cx2="http://schemas.microsoft.com/office/drawing/2015/10/21/chartex" xmlns:cx3="http://schemas.microsoft.com/office/drawing/2016/5/9/chartex" xmlns:cx4="http://schemas.microsoft.com/office/drawing/2016/5/10/chartex" xmlns:cx5="http://schemas.microsoft.com/office/drawing/2016/5/11/chartex" xmlns:cx6="http://schemas.microsoft.com/office/drawing/2016/5/12/chartex" xmlns:cx7="http://schemas.microsoft.com/office/drawing/2016/5/13/chartex" xmlns:cx8="http://schemas.microsoft.com/office/drawing/2016/5/14/chartex" xmlns:aink="http://schemas.microsoft.com/office/drawing/2016/ink" xmlns:am3d="http://schemas.microsoft.com/office/drawing/2017/model3d" xmlns:oel="http://schemas.microsoft.com/office/2019/extlst" xmlns:w15="http://schemas.microsoft.com/office/word/2012/wordml" xmlns:w16cex="http://schemas.microsoft.com/office/word/2018/wordml/cex" xmlns:w16cid="http://schemas.microsoft.com/office/word/2016/wordml/cid" xmlns:w16="http://schemas.microsoft.com/office/word/2018/wordml" xmlns:w16du="http://schemas.microsoft.com/office/word/2023/wordml/word16du" xmlns:w16sdtdh="http://schemas.microsoft.com/office/word/2020/wordml/sdtdatahash" xmlns:w16sdtfl="http://schemas.microsoft.com/office/word/2024/wordml/sdtformatlock" xmlns:w16se="http://schemas.microsoft.com/office/word/2015/wordml/symex">
             <w:pict>
               <v:shapetype w14:anchorId="373E5139" id="_x0000_t202" coordsize="21600,21600" o:spt="202" path="m,l,21600r21600,l21600,xe">
                 <v:stroke joinstyle="miter"/>
@@ -179,7 +181,7 @@
               </wp:anchor>
             </w:drawing>
           </mc:Choice>
-          <mc:Fallback xmlns:arto="http://schemas.microsoft.com/office/word/2006/arto" xmlns:a="http://schemas.openxmlformats.org/drawingml/2006/main" xmlns:w16se="http://schemas.microsoft.com/office/word/2015/wordml/symex" xmlns:w16sdtfl="http://schemas.microsoft.com/office/word/2024/wordml/sdtformatlock" xmlns:w16sdtdh="http://schemas.microsoft.com/office/word/2020/wordml/sdtdatahash" xmlns:w16du="http://schemas.microsoft.com/office/word/2023/wordml/word16du" xmlns:w16="http://schemas.microsoft.com/office/word/2018/wordml" xmlns:w16cid="http://schemas.microsoft.com/office/word/2016/wordml/cid" xmlns:w16cex="http://schemas.microsoft.com/office/word/2018/wordml/cex" xmlns:w15="http://schemas.microsoft.com/office/word/2012/wordml" xmlns:oel="http://schemas.microsoft.com/office/2019/extlst" xmlns:am3d="http://schemas.microsoft.com/office/drawing/2017/model3d" xmlns:aink="http://schemas.microsoft.com/office/drawing/2016/ink" xmlns:cx8="http://schemas.microsoft.com/office/drawing/2016/5/14/chartex" xmlns:cx7="http://schemas.microsoft.com/office/drawing/2016/5/13/chartex" xmlns:cx6="http://schemas.microsoft.com/office/drawing/2016/5/12/chartex" xmlns:cx5="http://schemas.microsoft.com/office/drawing/2016/5/11/chartex" xmlns:cx4="http://schemas.microsoft.com/office/drawing/2016/5/10/chartex" xmlns:cx3="http://schemas.microsoft.com/office/drawing/2016/5/9/chartex" xmlns:cx2="http://schemas.microsoft.com/office/drawing/2015/10/21/chartex" xmlns:cx1="http://schemas.microsoft.com/office/drawing/2015/9/8/chartex" xmlns:cx="http://schemas.microsoft.com/office/drawing/2014/chartex">
+          <mc:Fallback xmlns:cx="http://schemas.microsoft.com/office/drawing/2014/chartex" xmlns:cx1="http://schemas.microsoft.com/office/drawing/2015/9/8/chartex" xmlns:cx2="http://schemas.microsoft.com/office/drawing/2015/10/21/chartex" xmlns:cx3="http://schemas.microsoft.com/office/drawing/2016/5/9/chartex" xmlns:cx4="http://schemas.microsoft.com/office/drawing/2016/5/10/chartex" xmlns:cx5="http://schemas.microsoft.com/office/drawing/2016/5/11/chartex" xmlns:cx6="http://schemas.microsoft.com/office/drawing/2016/5/12/chartex" xmlns:cx7="http://schemas.microsoft.com/office/drawing/2016/5/13/chartex" xmlns:cx8="http://schemas.microsoft.com/office/drawing/2016/5/14/chartex" xmlns:aink="http://schemas.microsoft.com/office/drawing/2016/ink" xmlns:am3d="http://schemas.microsoft.com/office/drawing/2017/model3d" xmlns:oel="http://schemas.microsoft.com/office/2019/extlst" xmlns:w15="http://schemas.microsoft.com/office/word/2012/wordml" xmlns:w16cex="http://schemas.microsoft.com/office/word/2018/wordml/cex" xmlns:w16cid="http://schemas.microsoft.com/office/word/2016/wordml/cid" xmlns:w16="http://schemas.microsoft.com/office/word/2018/wordml" xmlns:w16du="http://schemas.microsoft.com/office/word/2023/wordml/word16du" xmlns:w16sdtdh="http://schemas.microsoft.com/office/word/2020/wordml/sdtdatahash" xmlns:w16sdtfl="http://schemas.microsoft.com/office/word/2024/wordml/sdtformatlock" xmlns:w16se="http://schemas.microsoft.com/office/word/2015/wordml/symex" xmlns:a="http://schemas.openxmlformats.org/drawingml/2006/main" xmlns:arto="http://schemas.microsoft.com/office/word/2006/arto">
             <w:pict>
               <v:shapetype id="_x0000_t88" coordsize="21600,21600" filled="f" o:spt="88" adj="1800,10800" path="m,qx10800@0l10800@2qy21600@11,10800@3l10800@1qy,21600e" w14:anchorId="0A7DD07F">
                 <v:formulas>
@@ -3244,7 +3246,7 @@
           <w:sz w:val="24"/>
         </w:rPr>
       </w:pPr>
-      <w:bookmarkStart w:id="0" w:name="_Hlk204237761"/>
+      <w:bookmarkStart w:id="1" w:name="_Hlk204237761"/>
       <w:r>
         <w:rPr>
           <w:rFonts w:ascii="メイリオ" w:eastAsia="メイリオ" w:hAnsi="メイリオ" w:cs="メイリオ" w:hint="eastAsia"/>
@@ -3334,7 +3336,7 @@
         <w:t>を用いる場合のみ）</w:t>
       </w:r>
     </w:p>
-    <w:bookmarkEnd w:id="0"/>
+    <w:bookmarkEnd w:id="1"/>
     <w:p>
       <w:pPr>
         <w:spacing w:line="360" w:lineRule="exact"/>
@@ -4189,11 +4191,20 @@
       <w:r>
         <w:rPr>
           <w:rFonts w:ascii="メイリオ" w:eastAsia="メイリオ" w:hAnsi="メイリオ" w:cs="メイリオ" w:hint="eastAsia"/>
+          <w:color w:val="0070C0"/>
+          <w:sz w:val="24"/>
+          <w:lang w:eastAsia="zh-TW"/>
+        </w:rPr>
+        <w:t>再生医療等提供機関　名称</w:t>
+      </w:r>
+      <w:r>
+        <w:rPr>
+          <w:rFonts w:ascii="メイリオ" w:eastAsia="メイリオ" w:hAnsi="メイリオ" w:cs="メイリオ" w:hint="eastAsia"/>
           <w:color w:val="00B050"/>
           <w:sz w:val="24"/>
           <w:lang w:eastAsia="zh-TW"/>
         </w:rPr>
-        <w:t xml:space="preserve">再生医療等提供機関　名称　{{医療機関/名称（診療所開設届上）}} </w:t>
+        <w:t xml:space="preserve">　{{医療機関/名称（診療所開設届上）}} </w:t>
       </w:r>
     </w:p>
     <w:p>
@@ -4212,10 +4223,18 @@
       <w:r>
         <w:rPr>
           <w:rFonts w:ascii="メイリオ" w:eastAsia="メイリオ" w:hAnsi="メイリオ" w:cs="メイリオ" w:hint="eastAsia"/>
+          <w:color w:val="0070C0"/>
+          <w:sz w:val="24"/>
+        </w:rPr>
+        <w:t>住所</w:t>
+      </w:r>
+      <w:r>
+        <w:rPr>
+          <w:rFonts w:ascii="メイリオ" w:eastAsia="メイリオ" w:hAnsi="メイリオ" w:cs="メイリオ" w:hint="eastAsia"/>
           <w:color w:val="00B050"/>
           <w:sz w:val="24"/>
         </w:rPr>
-        <w:t>住所　{{医療機関/住所（診療所開設届上）}}</w:t>
+        <w:t xml:space="preserve">　{{医療機関/住所（診療所開設届上）}}</w:t>
       </w:r>
     </w:p>
     <w:p>
@@ -4233,10 +4252,18 @@
       <w:r>
         <w:rPr>
           <w:rFonts w:ascii="メイリオ" w:eastAsia="メイリオ" w:hAnsi="メイリオ" w:cs="メイリオ" w:hint="eastAsia"/>
+          <w:color w:val="0070C0"/>
+          <w:sz w:val="24"/>
+        </w:rPr>
+        <w:t>管理者　氏名</w:t>
+      </w:r>
+      <w:r>
+        <w:rPr>
+          <w:rFonts w:ascii="メイリオ" w:eastAsia="メイリオ" w:hAnsi="メイリオ" w:cs="メイリオ" w:hint="eastAsia"/>
           <w:color w:val="00B050"/>
           <w:sz w:val="24"/>
         </w:rPr>
-        <w:t>管理者　氏名　{{</w:t>
+        <w:t xml:space="preserve">　{{</w:t>
       </w:r>
       <w:r>
         <w:rPr>
@@ -4252,17 +4279,7 @@
           <w:color w:val="00B050"/>
           <w:sz w:val="24"/>
         </w:rPr>
-        <w:t>}</w:t>
-      </w:r>
-      <w:bookmarkStart w:id="1" w:name="_GoBack"/>
-      <w:bookmarkEnd w:id="1"/>
-      <w:r>
-        <w:rPr>
-          <w:rFonts w:ascii="メイリオ" w:eastAsia="メイリオ" w:hAnsi="メイリオ" w:cs="メイリオ" w:hint="eastAsia"/>
-          <w:color w:val="00B050"/>
-          <w:sz w:val="24"/>
-        </w:rPr>
-        <w:t xml:space="preserve">} </w:t>
+        <w:t xml:space="preserve">}} </w:t>
       </w:r>
     </w:p>
     <w:p>
@@ -4284,7 +4301,23 @@
           <w:color w:val="00B050"/>
           <w:sz w:val="24"/>
         </w:rPr>
-        <w:t xml:space="preserve">　　             　　       　     受付番号　{{受付番号}} </w:t>
+        <w:t xml:space="preserve">　　             　　       　     </w:t>
+      </w:r>
+      <w:r>
+        <w:rPr>
+          <w:rFonts w:ascii="メイリオ" w:eastAsia="メイリオ" w:hAnsi="メイリオ" w:cs="メイリオ" w:hint="eastAsia"/>
+          <w:color w:val="0070C0"/>
+          <w:sz w:val="24"/>
+        </w:rPr>
+        <w:t>受付番号</w:t>
+      </w:r>
+      <w:r>
+        <w:rPr>
+          <w:rFonts w:ascii="メイリオ" w:eastAsia="メイリオ" w:hAnsi="メイリオ" w:cs="メイリオ" w:hint="eastAsia"/>
+          <w:color w:val="00B050"/>
+          <w:sz w:val="24"/>
+        </w:rPr>
+        <w:t xml:space="preserve">　{{受付番号}} </w:t>
       </w:r>
     </w:p>
     <w:p>
@@ -4590,7 +4623,7 @@
             <w:sz w:val="24"/>
             <w:lang w:val="ja-JP"/>
           </w:rPr>
-          <w:t>4</w:t>
+          <w:t>1</w:t>
         </w:r>
         <w:r>
           <w:rPr>
@@ -4681,7 +4714,7 @@
             </wp:anchor>
           </w:drawing>
         </mc:Choice>
-        <mc:Fallback xmlns:arto="http://schemas.microsoft.com/office/word/2006/arto" xmlns:a14="http://schemas.microsoft.com/office/drawing/2010/main" xmlns:a="http://schemas.openxmlformats.org/drawingml/2006/main" xmlns:w16se="http://schemas.microsoft.com/office/word/2015/wordml/symex" xmlns:w16sdtfl="http://schemas.microsoft.com/office/word/2024/wordml/sdtformatlock" xmlns:w16sdtdh="http://schemas.microsoft.com/office/word/2020/wordml/sdtdatahash" xmlns:w16du="http://schemas.microsoft.com/office/word/2023/wordml/word16du" xmlns:w16="http://schemas.microsoft.com/office/word/2018/wordml" xmlns:w16cid="http://schemas.microsoft.com/office/word/2016/wordml/cid" xmlns:w16cex="http://schemas.microsoft.com/office/word/2018/wordml/cex" xmlns:w15="http://schemas.microsoft.com/office/word/2012/wordml" xmlns:oel="http://schemas.microsoft.com/office/2019/extlst" xmlns:am3d="http://schemas.microsoft.com/office/drawing/2017/model3d" xmlns:aink="http://schemas.microsoft.com/office/drawing/2016/ink" xmlns:cx8="http://schemas.microsoft.com/office/drawing/2016/5/14/chartex" xmlns:cx7="http://schemas.microsoft.com/office/drawing/2016/5/13/chartex" xmlns:cx6="http://schemas.microsoft.com/office/drawing/2016/5/12/chartex" xmlns:cx5="http://schemas.microsoft.com/office/drawing/2016/5/11/chartex" xmlns:cx4="http://schemas.microsoft.com/office/drawing/2016/5/10/chartex" xmlns:cx3="http://schemas.microsoft.com/office/drawing/2016/5/9/chartex" xmlns:cx2="http://schemas.microsoft.com/office/drawing/2015/10/21/chartex" xmlns:cx1="http://schemas.microsoft.com/office/drawing/2015/9/8/chartex" xmlns:cx="http://schemas.microsoft.com/office/drawing/2014/chartex">
+        <mc:Fallback xmlns:cx="http://schemas.microsoft.com/office/drawing/2014/chartex" xmlns:cx1="http://schemas.microsoft.com/office/drawing/2015/9/8/chartex" xmlns:cx2="http://schemas.microsoft.com/office/drawing/2015/10/21/chartex" xmlns:cx3="http://schemas.microsoft.com/office/drawing/2016/5/9/chartex" xmlns:cx4="http://schemas.microsoft.com/office/drawing/2016/5/10/chartex" xmlns:cx5="http://schemas.microsoft.com/office/drawing/2016/5/11/chartex" xmlns:cx6="http://schemas.microsoft.com/office/drawing/2016/5/12/chartex" xmlns:cx7="http://schemas.microsoft.com/office/drawing/2016/5/13/chartex" xmlns:cx8="http://schemas.microsoft.com/office/drawing/2016/5/14/chartex" xmlns:aink="http://schemas.microsoft.com/office/drawing/2016/ink" xmlns:am3d="http://schemas.microsoft.com/office/drawing/2017/model3d" xmlns:oel="http://schemas.microsoft.com/office/2019/extlst" xmlns:w15="http://schemas.microsoft.com/office/word/2012/wordml" xmlns:w16cex="http://schemas.microsoft.com/office/word/2018/wordml/cex" xmlns:w16cid="http://schemas.microsoft.com/office/word/2016/wordml/cid" xmlns:w16="http://schemas.microsoft.com/office/word/2018/wordml" xmlns:w16du="http://schemas.microsoft.com/office/word/2023/wordml/word16du" xmlns:w16sdtdh="http://schemas.microsoft.com/office/word/2020/wordml/sdtdatahash" xmlns:w16sdtfl="http://schemas.microsoft.com/office/word/2024/wordml/sdtformatlock" xmlns:w16se="http://schemas.microsoft.com/office/word/2015/wordml/symex" xmlns:a="http://schemas.openxmlformats.org/drawingml/2006/main" xmlns:a14="http://schemas.microsoft.com/office/drawing/2010/main" xmlns:arto="http://schemas.microsoft.com/office/word/2006/arto">
           <w:pict>
             <v:oval id="円/楕円 5" style="position:absolute;left:0;text-align:left;margin-left:284.25pt;margin-top:772.5pt;width:25.5pt;height:25.5pt;z-index:251658240;visibility:visible;mso-wrap-style:square;mso-width-percent:0;mso-height-percent:0;mso-wrap-distance-left:9pt;mso-wrap-distance-top:0;mso-wrap-distance-right:9pt;mso-wrap-distance-bottom:0;mso-position-horizontal:absolute;mso-position-horizontal-relative:text;mso-position-vertical:absolute;mso-position-vertical-relative:text;mso-width-percent:0;mso-height-percent:0;mso-width-relative:page;mso-height-relative:page;v-text-anchor:top" o:spid="_x0000_s1026" filled="f" w14:anchorId="1A2070BB" o:gfxdata="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">
               <v:textbox inset="5.85pt,.7pt,5.85pt,.7pt"/>
@@ -6340,21 +6373,12 @@
 </file>
 
 <file path=customXml/item1.xml><?xml version="1.0" encoding="utf-8"?>
-<p:properties xmlns:p="http://schemas.microsoft.com/office/2006/metadata/properties" xmlns:xsi="http://www.w3.org/2001/XMLSchema-instance" xmlns:pc="http://schemas.microsoft.com/office/infopath/2007/PartnerControls">
-  <documentManagement>
-    <lcf76f155ced4ddcb4097134ff3c332f xmlns="29a6e523-0dcb-4965-bc53-475866424b5d">
-      <Terms xmlns="http://schemas.microsoft.com/office/infopath/2007/PartnerControls"/>
-    </lcf76f155ced4ddcb4097134ff3c332f>
-    <TaxCatchAll xmlns="85e6e18b-26c1-4122-9e79-e6c53ac26d53" xsi:nil="true"/>
-    <Owner xmlns="29a6e523-0dcb-4965-bc53-475866424b5d">
-      <UserInfo>
-        <DisplayName/>
-        <AccountId xsi:nil="true"/>
-        <AccountType/>
-      </UserInfo>
-    </Owner>
-  </documentManagement>
-</p:properties>
+<?mso-contentType ?>
+<FormTemplates xmlns="http://schemas.microsoft.com/sharepoint/v3/contenttype/forms">
+  <Display>DocumentLibraryForm</Display>
+  <Edit>DocumentLibraryForm</Edit>
+  <New>DocumentLibraryForm</New>
+</FormTemplates>
 </file>
 
 <file path=customXml/item2.xml><?xml version="1.0" encoding="utf-8"?>
@@ -6591,12 +6615,21 @@
 </file>
 
 <file path=customXml/item3.xml><?xml version="1.0" encoding="utf-8"?>
-<?mso-contentType ?>
-<FormTemplates xmlns="http://schemas.microsoft.com/sharepoint/v3/contenttype/forms">
-  <Display>DocumentLibraryForm</Display>
-  <Edit>DocumentLibraryForm</Edit>
-  <New>DocumentLibraryForm</New>
-</FormTemplates>
+<p:properties xmlns:p="http://schemas.microsoft.com/office/2006/metadata/properties" xmlns:xsi="http://www.w3.org/2001/XMLSchema-instance" xmlns:pc="http://schemas.microsoft.com/office/infopath/2007/PartnerControls">
+  <documentManagement>
+    <lcf76f155ced4ddcb4097134ff3c332f xmlns="29a6e523-0dcb-4965-bc53-475866424b5d">
+      <Terms xmlns="http://schemas.microsoft.com/office/infopath/2007/PartnerControls"/>
+    </lcf76f155ced4ddcb4097134ff3c332f>
+    <TaxCatchAll xmlns="85e6e18b-26c1-4122-9e79-e6c53ac26d53" xsi:nil="true"/>
+    <Owner xmlns="29a6e523-0dcb-4965-bc53-475866424b5d">
+      <UserInfo>
+        <DisplayName/>
+        <AccountId xsi:nil="true"/>
+        <AccountType/>
+      </UserInfo>
+    </Owner>
+  </documentManagement>
+</p:properties>
 </file>
 
 <file path=customXml/item4.xml><?xml version="1.0" encoding="utf-8"?>
@@ -6604,12 +6637,9 @@
 </file>
 
 <file path=customXml/itemProps1.xml><?xml version="1.0" encoding="utf-8"?>
-<ds:datastoreItem xmlns:ds="http://schemas.openxmlformats.org/officeDocument/2006/customXml" ds:itemID="{665CE1F4-A37E-47D1-AE12-C52347815BA8}">
+<ds:datastoreItem xmlns:ds="http://schemas.openxmlformats.org/officeDocument/2006/customXml" ds:itemID="{02262C71-B2EE-4550-9919-3BC0A4424545}">
   <ds:schemaRefs>
-    <ds:schemaRef ds:uri="http://schemas.microsoft.com/office/2006/metadata/properties"/>
-    <ds:schemaRef ds:uri="http://schemas.microsoft.com/office/infopath/2007/PartnerControls"/>
-    <ds:schemaRef ds:uri="29a6e523-0dcb-4965-bc53-475866424b5d"/>
-    <ds:schemaRef ds:uri="85e6e18b-26c1-4122-9e79-e6c53ac26d53"/>
+    <ds:schemaRef ds:uri="http://schemas.microsoft.com/sharepoint/v3/contenttype/forms"/>
   </ds:schemaRefs>
 </ds:datastoreItem>
 </file>
@@ -6634,15 +6664,18 @@
 </file>
 
 <file path=customXml/itemProps3.xml><?xml version="1.0" encoding="utf-8"?>
-<ds:datastoreItem xmlns:ds="http://schemas.openxmlformats.org/officeDocument/2006/customXml" ds:itemID="{02262C71-B2EE-4550-9919-3BC0A4424545}">
+<ds:datastoreItem xmlns:ds="http://schemas.openxmlformats.org/officeDocument/2006/customXml" ds:itemID="{665CE1F4-A37E-47D1-AE12-C52347815BA8}">
   <ds:schemaRefs>
-    <ds:schemaRef ds:uri="http://schemas.microsoft.com/sharepoint/v3/contenttype/forms"/>
+    <ds:schemaRef ds:uri="http://schemas.microsoft.com/office/2006/metadata/properties"/>
+    <ds:schemaRef ds:uri="http://schemas.microsoft.com/office/infopath/2007/PartnerControls"/>
+    <ds:schemaRef ds:uri="29a6e523-0dcb-4965-bc53-475866424b5d"/>
+    <ds:schemaRef ds:uri="85e6e18b-26c1-4122-9e79-e6c53ac26d53"/>
   </ds:schemaRefs>
 </ds:datastoreItem>
 </file>
 
 <file path=customXml/itemProps4.xml><?xml version="1.0" encoding="utf-8"?>
-<ds:datastoreItem xmlns:ds="http://schemas.openxmlformats.org/officeDocument/2006/customXml" ds:itemID="{3A7D08DD-B35D-46A9-8A8C-3BE7B6F7E999}">
+<ds:datastoreItem xmlns:ds="http://schemas.openxmlformats.org/officeDocument/2006/customXml" ds:itemID="{6C694C19-99C5-40A1-9412-97A18B1664EB}">
   <ds:schemaRefs>
     <ds:schemaRef ds:uri="http://schemas.openxmlformats.org/officeDocument/2006/bibliography"/>
   </ds:schemaRefs>
